--- a/rct-decomposition/KOTHA_Framework_ClinicalTrials.docx
+++ b/rct-decomposition/KOTHA_Framework_ClinicalTrials.docx
@@ -88,7 +88,7 @@
           <w:i w:val="0"/>
           <w:sz w:val="24"/>
         </w:rPr>
-        <w:t>Word count: 2443</w:t>
+        <w:t>Word count: 2421</w:t>
       </w:r>
     </w:p>
     <w:p>
@@ -3606,7 +3606,38 @@
           <w:sz w:val="24"/>
           <w:szCs w:val="24"/>
         </w:rPr>
-        <w:t xml:space="preserve">of 0.80, below the conventional boundary of 1.96; under a random-effects accumulation the final</w:t>
+        <w:t xml:space="preserve">of 0.80, which did not cross the conventional two-sided boundary for benefit or harm (</w:t>
+      </w:r>
+      <m:oMath>
+        <m:d>
+          <m:dPr>
+            <m:begChr m:val="|"/>
+            <m:endChr m:val="|"/>
+            <m:sepChr m:val=""/>
+            <m:grow/>
+          </m:dPr>
+          <m:e>
+            <m:r>
+              <m:t>Z</m:t>
+            </m:r>
+          </m:e>
+        </m:d>
+      </m:oMath>
+      <w:r>
+        <w:rPr>
+          <w:rFonts w:ascii="Times New Roman" w:hAnsi="Times New Roman" w:cs="Times New Roman" w:eastAsia="Times New Roman"/>
+          <w:sz w:val="24"/>
+          <w:szCs w:val="24"/>
+        </w:rPr>
+        <w:t xml:space="preserve"> </w:t>
+      </w:r>
+      <w:r>
+        <w:rPr>
+          <w:rFonts w:ascii="Times New Roman" w:hAnsi="Times New Roman" w:cs="Times New Roman" w:eastAsia="Times New Roman"/>
+          <w:sz w:val="24"/>
+          <w:szCs w:val="24"/>
+        </w:rPr>
+        <w:t xml:space="preserve">= 1.96); under a random-effects accumulation the final</w:t>
       </w:r>
       <w:r>
         <w:rPr>
@@ -3635,7 +3666,7 @@
           <w:sz w:val="24"/>
           <w:szCs w:val="24"/>
         </w:rPr>
-        <w:t xml:space="preserve">was -2.90, crossing the O’Brien-Fleming boundary of 0.27 (Supplementary Fig. S2). This divergence reflects era-dependent treatment-effect heterogeneity driven by the ISIS-4 result.</w:t>
+        <w:t xml:space="preserve">was -2.90, crossing the lower O’Brien-Fleming boundary of -0.27 (Supplementary Fig. S2). This divergence reflects era-dependent treatment-effect heterogeneity driven by the ISIS-4 result.</w:t>
       </w:r>
     </w:p>
     <w:p xmlns:a="http://schemas.openxmlformats.org/drawingml/2006/main" xmlns:pic="http://schemas.openxmlformats.org/drawingml/2006/picture">

--- a/rct-decomposition/KOTHA_Framework_ClinicalTrials.docx
+++ b/rct-decomposition/KOTHA_Framework_ClinicalTrials.docx
@@ -381,556 +381,318 @@
         <w:t>Abbreviations</w:t>
       </w:r>
     </w:p>
-    <w:tbl xmlns:a="http://schemas.openxmlformats.org/drawingml/2006/main" xmlns:pic="http://schemas.openxmlformats.org/drawingml/2006/picture">
-      <w:tblPr>
-        <w:tblStyle w:val="Table Grid"/>
-        <w:tblW w:type="pct" w:w="5000"/>
-        <w:tblLook w:firstRow="1" w:lastRow="0" w:firstColumn="0" w:lastColumn="0" w:noHBand="0" w:noVBand="0" w:val="0020"/>
-        <w:jc w:val="center"/>
-        <w:tblLayout w:type="fixed"/>
-      </w:tblPr>
-      <w:tblGrid>
-        <w:gridCol w:w="3960"/>
-        <w:gridCol w:w="3960"/>
-      </w:tblGrid>
-      <w:tr>
-        <w:trPr>
-          <w:tblHeader w:val="true"/>
-        </w:trPr>
-        <w:tc>
-          <w:tcPr/>
-          <w:p>
-            <w:pPr>
-              <w:pStyle w:val="Normal"/>
-              <w:jc w:val="left"/>
-              <w:spacing w:line="240" w:lineRule="auto" w:after="0"/>
-            </w:pPr>
-            <w:r>
-              <w:rPr>
-                <w:rFonts w:ascii="Times New Roman" w:hAnsi="Times New Roman" w:cs="Times New Roman" w:eastAsia="Times New Roman"/>
-                <w:sz w:val="20"/>
-                <w:szCs w:val="20"/>
-                <w:b/>
-              </w:rPr>
-              <w:t xml:space="preserve">Abbreviation</w:t>
-            </w:r>
-          </w:p>
-        </w:tc>
-        <w:tc>
-          <w:tcPr/>
-          <w:p>
-            <w:pPr>
-              <w:pStyle w:val="Normal"/>
-              <w:jc w:val="left"/>
-              <w:spacing w:line="240" w:lineRule="auto" w:after="0"/>
-            </w:pPr>
-            <w:r>
-              <w:rPr>
-                <w:rFonts w:ascii="Times New Roman" w:hAnsi="Times New Roman" w:cs="Times New Roman" w:eastAsia="Times New Roman"/>
-                <w:sz w:val="20"/>
-                <w:szCs w:val="20"/>
-                <w:b/>
-              </w:rPr>
-              <w:t xml:space="preserve">Definition</w:t>
-            </w:r>
-          </w:p>
-        </w:tc>
-      </w:tr>
-      <w:tr>
-        <w:tc>
-          <w:tcPr/>
-          <w:p>
-            <w:pPr>
-              <w:pStyle w:val="Normal"/>
-              <w:jc w:val="left"/>
-              <w:spacing w:line="240" w:lineRule="auto" w:after="0"/>
-            </w:pPr>
-            <w:r>
-              <w:rPr>
-                <w:rFonts w:ascii="Times New Roman" w:hAnsi="Times New Roman" w:cs="Times New Roman" w:eastAsia="Times New Roman"/>
-                <w:sz w:val="20"/>
-                <w:szCs w:val="20"/>
-              </w:rPr>
-              <w:t xml:space="preserve">ADEMP</w:t>
-            </w:r>
-          </w:p>
-        </w:tc>
-        <w:tc>
-          <w:tcPr/>
-          <w:p>
-            <w:pPr>
-              <w:pStyle w:val="Normal"/>
-              <w:jc w:val="left"/>
-              <w:spacing w:line="240" w:lineRule="auto" w:after="0"/>
-            </w:pPr>
-            <w:r>
-              <w:rPr>
-                <w:rFonts w:ascii="Times New Roman" w:hAnsi="Times New Roman" w:cs="Times New Roman" w:eastAsia="Times New Roman"/>
-                <w:sz w:val="20"/>
-                <w:szCs w:val="20"/>
-              </w:rPr>
-              <w:t xml:space="preserve">Aims, Data-generating mechanisms, Estimands, Methods, Performance measures</w:t>
-            </w:r>
-          </w:p>
-        </w:tc>
-      </w:tr>
-      <w:tr>
-        <w:tc>
-          <w:tcPr/>
-          <w:p>
-            <w:pPr>
-              <w:pStyle w:val="Normal"/>
-              <w:jc w:val="left"/>
-              <w:spacing w:line="240" w:lineRule="auto" w:after="0"/>
-            </w:pPr>
-            <w:r>
-              <w:rPr>
-                <w:rFonts w:ascii="Times New Roman" w:hAnsi="Times New Roman" w:cs="Times New Roman" w:eastAsia="Times New Roman"/>
-                <w:sz w:val="20"/>
-                <w:szCs w:val="20"/>
-              </w:rPr>
-              <w:t xml:space="preserve">AMI</w:t>
-            </w:r>
-          </w:p>
-        </w:tc>
-        <w:tc>
-          <w:tcPr/>
-          <w:p>
-            <w:pPr>
-              <w:pStyle w:val="Normal"/>
-              <w:jc w:val="left"/>
-              <w:spacing w:line="240" w:lineRule="auto" w:after="0"/>
-            </w:pPr>
-            <w:r>
-              <w:rPr>
-                <w:rFonts w:ascii="Times New Roman" w:hAnsi="Times New Roman" w:cs="Times New Roman" w:eastAsia="Times New Roman"/>
-                <w:sz w:val="20"/>
-                <w:szCs w:val="20"/>
-              </w:rPr>
-              <w:t xml:space="preserve">Acute myocardial infarction</w:t>
-            </w:r>
-          </w:p>
-        </w:tc>
-      </w:tr>
-      <w:tr>
-        <w:tc>
-          <w:tcPr/>
-          <w:p>
-            <w:pPr>
-              <w:pStyle w:val="Normal"/>
-              <w:jc w:val="left"/>
-              <w:spacing w:line="240" w:lineRule="auto" w:after="0"/>
-            </w:pPr>
-            <w:r>
-              <w:rPr>
-                <w:rFonts w:ascii="Times New Roman" w:hAnsi="Times New Roman" w:cs="Times New Roman" w:eastAsia="Times New Roman"/>
-                <w:sz w:val="20"/>
-                <w:szCs w:val="20"/>
-              </w:rPr>
-              <w:t xml:space="preserve">CrI</w:t>
-            </w:r>
-          </w:p>
-        </w:tc>
-        <w:tc>
-          <w:tcPr/>
-          <w:p>
-            <w:pPr>
-              <w:pStyle w:val="Normal"/>
-              <w:jc w:val="left"/>
-              <w:spacing w:line="240" w:lineRule="auto" w:after="0"/>
-            </w:pPr>
-            <w:r>
-              <w:rPr>
-                <w:rFonts w:ascii="Times New Roman" w:hAnsi="Times New Roman" w:cs="Times New Roman" w:eastAsia="Times New Roman"/>
-                <w:sz w:val="20"/>
-                <w:szCs w:val="20"/>
-              </w:rPr>
-              <w:t xml:space="preserve">Credible interval</w:t>
-            </w:r>
-          </w:p>
-        </w:tc>
-      </w:tr>
-      <w:tr>
-        <w:tc>
-          <w:tcPr/>
-          <w:p>
-            <w:pPr>
-              <w:pStyle w:val="Normal"/>
-              <w:jc w:val="left"/>
-              <w:spacing w:line="240" w:lineRule="auto" w:after="0"/>
-            </w:pPr>
-            <w:r>
-              <w:rPr>
-                <w:rFonts w:ascii="Times New Roman" w:hAnsi="Times New Roman" w:cs="Times New Roman" w:eastAsia="Times New Roman"/>
-                <w:sz w:val="20"/>
-                <w:szCs w:val="20"/>
-              </w:rPr>
-              <w:t xml:space="preserve">CI</w:t>
-            </w:r>
-          </w:p>
-        </w:tc>
-        <w:tc>
-          <w:tcPr/>
-          <w:p>
-            <w:pPr>
-              <w:pStyle w:val="Normal"/>
-              <w:jc w:val="left"/>
-              <w:spacing w:line="240" w:lineRule="auto" w:after="0"/>
-            </w:pPr>
-            <w:r>
-              <w:rPr>
-                <w:rFonts w:ascii="Times New Roman" w:hAnsi="Times New Roman" w:cs="Times New Roman" w:eastAsia="Times New Roman"/>
-                <w:sz w:val="20"/>
-                <w:szCs w:val="20"/>
-              </w:rPr>
-              <w:t xml:space="preserve">Confidence interval</w:t>
-            </w:r>
-          </w:p>
-        </w:tc>
-      </w:tr>
-      <w:tr>
-        <w:tc>
-          <w:tcPr/>
-          <w:p>
-            <w:pPr>
-              <w:pStyle w:val="Normal"/>
-              <w:jc w:val="left"/>
-              <w:spacing w:line="240" w:lineRule="auto" w:after="0"/>
-            </w:pPr>
-            <w:r>
-              <w:rPr>
-                <w:rFonts w:ascii="Times New Roman" w:hAnsi="Times New Roman" w:cs="Times New Roman" w:eastAsia="Times New Roman"/>
-                <w:sz w:val="20"/>
-                <w:szCs w:val="20"/>
-              </w:rPr>
-              <w:t xml:space="preserve">GRADE</w:t>
-            </w:r>
-          </w:p>
-        </w:tc>
-        <w:tc>
-          <w:tcPr/>
-          <w:p>
-            <w:pPr>
-              <w:pStyle w:val="Normal"/>
-              <w:jc w:val="left"/>
-              <w:spacing w:line="240" w:lineRule="auto" w:after="0"/>
-            </w:pPr>
-            <w:r>
-              <w:rPr>
-                <w:rFonts w:ascii="Times New Roman" w:hAnsi="Times New Roman" w:cs="Times New Roman" w:eastAsia="Times New Roman"/>
-                <w:sz w:val="20"/>
-                <w:szCs w:val="20"/>
-              </w:rPr>
-              <w:t xml:space="preserve">Grading of Recommendations Assessment, Development and Evaluation</w:t>
-            </w:r>
-          </w:p>
-        </w:tc>
-      </w:tr>
-      <w:tr>
-        <w:tc>
-          <w:tcPr/>
-          <w:p>
-            <w:pPr>
-              <w:pStyle w:val="Normal"/>
-              <w:jc w:val="left"/>
-              <w:spacing w:line="240" w:lineRule="auto" w:after="0"/>
-            </w:pPr>
-            <w:r>
-              <w:rPr>
-                <w:rFonts w:ascii="Times New Roman" w:hAnsi="Times New Roman" w:cs="Times New Roman" w:eastAsia="Times New Roman"/>
-                <w:sz w:val="20"/>
-                <w:szCs w:val="20"/>
-              </w:rPr>
-              <w:t xml:space="preserve">HF</w:t>
-            </w:r>
-          </w:p>
-        </w:tc>
-        <w:tc>
-          <w:tcPr/>
-          <w:p>
-            <w:pPr>
-              <w:pStyle w:val="Normal"/>
-              <w:jc w:val="left"/>
-              <w:spacing w:line="240" w:lineRule="auto" w:after="0"/>
-            </w:pPr>
-            <w:r>
-              <w:rPr>
-                <w:rFonts w:ascii="Times New Roman" w:hAnsi="Times New Roman" w:cs="Times New Roman" w:eastAsia="Times New Roman"/>
-                <w:sz w:val="20"/>
-                <w:szCs w:val="20"/>
-              </w:rPr>
-              <w:t xml:space="preserve">Heart failure</w:t>
-            </w:r>
-          </w:p>
-        </w:tc>
-      </w:tr>
-      <w:tr>
-        <w:tc>
-          <w:tcPr/>
-          <w:p>
-            <w:pPr>
-              <w:pStyle w:val="Normal"/>
-              <w:jc w:val="left"/>
-              <w:spacing w:line="240" w:lineRule="auto" w:after="0"/>
-            </w:pPr>
-            <w:r>
-              <w:rPr>
-                <w:rFonts w:ascii="Times New Roman" w:hAnsi="Times New Roman" w:cs="Times New Roman" w:eastAsia="Times New Roman"/>
-                <w:sz w:val="20"/>
-                <w:szCs w:val="20"/>
-              </w:rPr>
-              <w:t xml:space="preserve">HR</w:t>
-            </w:r>
-          </w:p>
-        </w:tc>
-        <w:tc>
-          <w:tcPr/>
-          <w:p>
-            <w:pPr>
-              <w:pStyle w:val="Normal"/>
-              <w:jc w:val="left"/>
-              <w:spacing w:line="240" w:lineRule="auto" w:after="0"/>
-            </w:pPr>
-            <w:r>
-              <w:rPr>
-                <w:rFonts w:ascii="Times New Roman" w:hAnsi="Times New Roman" w:cs="Times New Roman" w:eastAsia="Times New Roman"/>
-                <w:sz w:val="20"/>
-                <w:szCs w:val="20"/>
-              </w:rPr>
-              <w:t xml:space="preserve">Hazard ratio</w:t>
-            </w:r>
-          </w:p>
-        </w:tc>
-      </w:tr>
-      <w:tr>
-        <w:tc>
-          <w:tcPr/>
-          <w:p>
-            <w:pPr>
-              <w:pStyle w:val="Normal"/>
-              <w:jc w:val="left"/>
-              <w:spacing w:line="240" w:lineRule="auto" w:after="0"/>
-            </w:pPr>
-            <w:r>
-              <w:rPr>
-                <w:rFonts w:ascii="Times New Roman" w:hAnsi="Times New Roman" w:cs="Times New Roman" w:eastAsia="Times New Roman"/>
-                <w:sz w:val="20"/>
-                <w:szCs w:val="20"/>
-              </w:rPr>
-              <w:t xml:space="preserve">KOTHA</w:t>
-            </w:r>
-          </w:p>
-        </w:tc>
-        <w:tc>
-          <w:tcPr/>
-          <w:p>
-            <w:pPr>
-              <w:pStyle w:val="Normal"/>
-              <w:jc w:val="left"/>
-              <w:spacing w:line="240" w:lineRule="auto" w:after="0"/>
-            </w:pPr>
-            <w:r>
-              <w:rPr>
-                <w:rFonts w:ascii="Times New Roman" w:hAnsi="Times New Roman" w:cs="Times New Roman" w:eastAsia="Times New Roman"/>
-                <w:sz w:val="20"/>
-                <w:szCs w:val="20"/>
-              </w:rPr>
-              <w:t xml:space="preserve">Knowledge-driven Observational-Trial Harmonization Approach</w:t>
-            </w:r>
-          </w:p>
-        </w:tc>
-      </w:tr>
-      <w:tr>
-        <w:tc>
-          <w:tcPr/>
-          <w:p>
-            <w:pPr>
-              <w:pStyle w:val="Normal"/>
-              <w:jc w:val="left"/>
-              <w:spacing w:line="240" w:lineRule="auto" w:after="0"/>
-            </w:pPr>
-            <w:r>
-              <w:rPr>
-                <w:rFonts w:ascii="Times New Roman" w:hAnsi="Times New Roman" w:cs="Times New Roman" w:eastAsia="Times New Roman"/>
-                <w:sz w:val="20"/>
-                <w:szCs w:val="20"/>
-              </w:rPr>
-              <w:t xml:space="preserve">MCMC</w:t>
-            </w:r>
-          </w:p>
-        </w:tc>
-        <w:tc>
-          <w:tcPr/>
-          <w:p>
-            <w:pPr>
-              <w:pStyle w:val="Normal"/>
-              <w:jc w:val="left"/>
-              <w:spacing w:line="240" w:lineRule="auto" w:after="0"/>
-            </w:pPr>
-            <w:r>
-              <w:rPr>
-                <w:rFonts w:ascii="Times New Roman" w:hAnsi="Times New Roman" w:cs="Times New Roman" w:eastAsia="Times New Roman"/>
-                <w:sz w:val="20"/>
-                <w:szCs w:val="20"/>
-              </w:rPr>
-              <w:t xml:space="preserve">Markov chain Monte Carlo</w:t>
-            </w:r>
-          </w:p>
-        </w:tc>
-      </w:tr>
-      <w:tr>
-        <w:tc>
-          <w:tcPr/>
-          <w:p>
-            <w:pPr>
-              <w:pStyle w:val="Normal"/>
-              <w:jc w:val="left"/>
-              <w:spacing w:line="240" w:lineRule="auto" w:after="0"/>
-            </w:pPr>
-            <w:r>
-              <w:rPr>
-                <w:rFonts w:ascii="Times New Roman" w:hAnsi="Times New Roman" w:cs="Times New Roman" w:eastAsia="Times New Roman"/>
-                <w:sz w:val="20"/>
-                <w:szCs w:val="20"/>
-              </w:rPr>
-              <w:t xml:space="preserve">OIS</w:t>
-            </w:r>
-          </w:p>
-        </w:tc>
-        <w:tc>
-          <w:tcPr/>
-          <w:p>
-            <w:pPr>
-              <w:pStyle w:val="Normal"/>
-              <w:jc w:val="left"/>
-              <w:spacing w:line="240" w:lineRule="auto" w:after="0"/>
-            </w:pPr>
-            <w:r>
-              <w:rPr>
-                <w:rFonts w:ascii="Times New Roman" w:hAnsi="Times New Roman" w:cs="Times New Roman" w:eastAsia="Times New Roman"/>
-                <w:sz w:val="20"/>
-                <w:szCs w:val="20"/>
-              </w:rPr>
-              <w:t xml:space="preserve">Optimal information size</w:t>
-            </w:r>
-          </w:p>
-        </w:tc>
-      </w:tr>
-      <w:tr>
-        <w:tc>
-          <w:tcPr/>
-          <w:p>
-            <w:pPr>
-              <w:pStyle w:val="Normal"/>
-              <w:jc w:val="left"/>
-              <w:spacing w:line="240" w:lineRule="auto" w:after="0"/>
-            </w:pPr>
-            <w:r>
-              <w:rPr>
-                <w:rFonts w:ascii="Times New Roman" w:hAnsi="Times New Roman" w:cs="Times New Roman" w:eastAsia="Times New Roman"/>
-                <w:sz w:val="20"/>
-                <w:szCs w:val="20"/>
-              </w:rPr>
-              <w:t xml:space="preserve">OR</w:t>
-            </w:r>
-          </w:p>
-        </w:tc>
-        <w:tc>
-          <w:tcPr/>
-          <w:p>
-            <w:pPr>
-              <w:pStyle w:val="Normal"/>
-              <w:jc w:val="left"/>
-              <w:spacing w:line="240" w:lineRule="auto" w:after="0"/>
-            </w:pPr>
-            <w:r>
-              <w:rPr>
-                <w:rFonts w:ascii="Times New Roman" w:hAnsi="Times New Roman" w:cs="Times New Roman" w:eastAsia="Times New Roman"/>
-                <w:sz w:val="20"/>
-                <w:szCs w:val="20"/>
-              </w:rPr>
-              <w:t xml:space="preserve">Odds ratio</w:t>
-            </w:r>
-          </w:p>
-        </w:tc>
-      </w:tr>
-      <w:tr>
-        <w:tc>
-          <w:tcPr/>
-          <w:p>
-            <w:pPr>
-              <w:pStyle w:val="Normal"/>
-              <w:jc w:val="left"/>
-              <w:spacing w:line="240" w:lineRule="auto" w:after="0"/>
-            </w:pPr>
-            <w:r>
-              <w:rPr>
-                <w:rFonts w:ascii="Times New Roman" w:hAnsi="Times New Roman" w:cs="Times New Roman" w:eastAsia="Times New Roman"/>
-                <w:sz w:val="20"/>
-                <w:szCs w:val="20"/>
-              </w:rPr>
-              <w:t xml:space="preserve">RCT</w:t>
-            </w:r>
-          </w:p>
-        </w:tc>
-        <w:tc>
-          <w:tcPr/>
-          <w:p>
-            <w:pPr>
-              <w:pStyle w:val="Normal"/>
-              <w:jc w:val="left"/>
-              <w:spacing w:line="240" w:lineRule="auto" w:after="0"/>
-            </w:pPr>
-            <w:r>
-              <w:rPr>
-                <w:rFonts w:ascii="Times New Roman" w:hAnsi="Times New Roman" w:cs="Times New Roman" w:eastAsia="Times New Roman"/>
-                <w:sz w:val="20"/>
-                <w:szCs w:val="20"/>
-              </w:rPr>
-              <w:t xml:space="preserve">Randomized controlled trial</w:t>
-            </w:r>
-          </w:p>
-        </w:tc>
-      </w:tr>
-      <w:tr>
-        <w:tc>
-          <w:tcPr/>
-          <w:p>
-            <w:pPr>
-              <w:pStyle w:val="Normal"/>
-              <w:jc w:val="left"/>
-              <w:spacing w:line="240" w:lineRule="auto" w:after="0"/>
-            </w:pPr>
-            <w:r>
-              <w:rPr>
-                <w:rFonts w:ascii="Times New Roman" w:hAnsi="Times New Roman" w:cs="Times New Roman" w:eastAsia="Times New Roman"/>
-                <w:sz w:val="20"/>
-                <w:szCs w:val="20"/>
-              </w:rPr>
-              <w:t xml:space="preserve">TSA</w:t>
-            </w:r>
-          </w:p>
-        </w:tc>
-        <w:tc>
-          <w:tcPr/>
-          <w:p>
-            <w:pPr>
-              <w:pStyle w:val="Normal"/>
-              <w:jc w:val="left"/>
-              <w:spacing w:line="240" w:lineRule="auto" w:after="0"/>
-            </w:pPr>
-            <w:r>
-              <w:rPr>
-                <w:rFonts w:ascii="Times New Roman" w:hAnsi="Times New Roman" w:cs="Times New Roman" w:eastAsia="Times New Roman"/>
-                <w:sz w:val="20"/>
-                <w:szCs w:val="20"/>
-              </w:rPr>
-              <w:t xml:space="preserve">Trial sequential analysis</w:t>
-            </w:r>
-          </w:p>
-        </w:tc>
-      </w:tr>
-    </w:tbl>
+    <w:p xmlns:a="http://schemas.openxmlformats.org/drawingml/2006/main" xmlns:pic="http://schemas.openxmlformats.org/drawingml/2006/picture">
+      <w:pPr>
+        <w:pStyle w:val="List Bullet"/>
+        <w:spacing w:line="480" w:lineRule="auto" w:after="120"/>
+      </w:pPr>
+      <w:r>
+        <w:rPr>
+          <w:bCs/>
+          <w:b/>
+          <w:rFonts w:ascii="Times New Roman" w:hAnsi="Times New Roman" w:cs="Times New Roman" w:eastAsia="Times New Roman"/>
+          <w:sz w:val="24"/>
+          <w:szCs w:val="24"/>
+        </w:rPr>
+        <w:t xml:space="preserve">ADEMP</w:t>
+      </w:r>
+      <w:r>
+        <w:rPr>
+          <w:rFonts w:ascii="Times New Roman" w:hAnsi="Times New Roman" w:cs="Times New Roman" w:eastAsia="Times New Roman"/>
+          <w:sz w:val="24"/>
+          <w:szCs w:val="24"/>
+        </w:rPr>
+        <w:t xml:space="preserve">: Aims, Data-generating mechanisms, Estimands, Methods, Performance measures</w:t>
+      </w:r>
+    </w:p>
+    <w:p xmlns:a="http://schemas.openxmlformats.org/drawingml/2006/main" xmlns:pic="http://schemas.openxmlformats.org/drawingml/2006/picture">
+      <w:pPr>
+        <w:pStyle w:val="List Bullet"/>
+        <w:spacing w:line="480" w:lineRule="auto" w:after="120"/>
+      </w:pPr>
+      <w:r>
+        <w:rPr>
+          <w:bCs/>
+          <w:b/>
+          <w:rFonts w:ascii="Times New Roman" w:hAnsi="Times New Roman" w:cs="Times New Roman" w:eastAsia="Times New Roman"/>
+          <w:sz w:val="24"/>
+          <w:szCs w:val="24"/>
+        </w:rPr>
+        <w:t xml:space="preserve">AMI</w:t>
+      </w:r>
+      <w:r>
+        <w:rPr>
+          <w:rFonts w:ascii="Times New Roman" w:hAnsi="Times New Roman" w:cs="Times New Roman" w:eastAsia="Times New Roman"/>
+          <w:sz w:val="24"/>
+          <w:szCs w:val="24"/>
+        </w:rPr>
+        <w:t xml:space="preserve">: Acute myocardial infarction</w:t>
+      </w:r>
+    </w:p>
+    <w:p xmlns:a="http://schemas.openxmlformats.org/drawingml/2006/main" xmlns:pic="http://schemas.openxmlformats.org/drawingml/2006/picture">
+      <w:pPr>
+        <w:pStyle w:val="List Bullet"/>
+        <w:spacing w:line="480" w:lineRule="auto" w:after="120"/>
+      </w:pPr>
+      <w:r>
+        <w:rPr>
+          <w:bCs/>
+          <w:b/>
+          <w:rFonts w:ascii="Times New Roman" w:hAnsi="Times New Roman" w:cs="Times New Roman" w:eastAsia="Times New Roman"/>
+          <w:sz w:val="24"/>
+          <w:szCs w:val="24"/>
+        </w:rPr>
+        <w:t xml:space="preserve">CrI</w:t>
+      </w:r>
+      <w:r>
+        <w:rPr>
+          <w:rFonts w:ascii="Times New Roman" w:hAnsi="Times New Roman" w:cs="Times New Roman" w:eastAsia="Times New Roman"/>
+          <w:sz w:val="24"/>
+          <w:szCs w:val="24"/>
+        </w:rPr>
+        <w:t xml:space="preserve">: Credible interval</w:t>
+      </w:r>
+    </w:p>
+    <w:p xmlns:a="http://schemas.openxmlformats.org/drawingml/2006/main" xmlns:pic="http://schemas.openxmlformats.org/drawingml/2006/picture">
+      <w:pPr>
+        <w:pStyle w:val="List Bullet"/>
+        <w:spacing w:line="480" w:lineRule="auto" w:after="120"/>
+      </w:pPr>
+      <w:r>
+        <w:rPr>
+          <w:bCs/>
+          <w:b/>
+          <w:rFonts w:ascii="Times New Roman" w:hAnsi="Times New Roman" w:cs="Times New Roman" w:eastAsia="Times New Roman"/>
+          <w:sz w:val="24"/>
+          <w:szCs w:val="24"/>
+        </w:rPr>
+        <w:t xml:space="preserve">CI</w:t>
+      </w:r>
+      <w:r>
+        <w:rPr>
+          <w:rFonts w:ascii="Times New Roman" w:hAnsi="Times New Roman" w:cs="Times New Roman" w:eastAsia="Times New Roman"/>
+          <w:sz w:val="24"/>
+          <w:szCs w:val="24"/>
+        </w:rPr>
+        <w:t xml:space="preserve">: Confidence interval</w:t>
+      </w:r>
+    </w:p>
+    <w:p xmlns:a="http://schemas.openxmlformats.org/drawingml/2006/main" xmlns:pic="http://schemas.openxmlformats.org/drawingml/2006/picture">
+      <w:pPr>
+        <w:pStyle w:val="List Bullet"/>
+        <w:spacing w:line="480" w:lineRule="auto" w:after="120"/>
+      </w:pPr>
+      <w:r>
+        <w:rPr>
+          <w:bCs/>
+          <w:b/>
+          <w:rFonts w:ascii="Times New Roman" w:hAnsi="Times New Roman" w:cs="Times New Roman" w:eastAsia="Times New Roman"/>
+          <w:sz w:val="24"/>
+          <w:szCs w:val="24"/>
+        </w:rPr>
+        <w:t xml:space="preserve">GRADE</w:t>
+      </w:r>
+      <w:r>
+        <w:rPr>
+          <w:rFonts w:ascii="Times New Roman" w:hAnsi="Times New Roman" w:cs="Times New Roman" w:eastAsia="Times New Roman"/>
+          <w:sz w:val="24"/>
+          <w:szCs w:val="24"/>
+        </w:rPr>
+        <w:t xml:space="preserve">: Grading of Recommendations Assessment, Development and Evaluation</w:t>
+      </w:r>
+    </w:p>
+    <w:p xmlns:a="http://schemas.openxmlformats.org/drawingml/2006/main" xmlns:pic="http://schemas.openxmlformats.org/drawingml/2006/picture">
+      <w:pPr>
+        <w:pStyle w:val="List Bullet"/>
+        <w:spacing w:line="480" w:lineRule="auto" w:after="120"/>
+      </w:pPr>
+      <w:r>
+        <w:rPr>
+          <w:bCs/>
+          <w:b/>
+          <w:rFonts w:ascii="Times New Roman" w:hAnsi="Times New Roman" w:cs="Times New Roman" w:eastAsia="Times New Roman"/>
+          <w:sz w:val="24"/>
+          <w:szCs w:val="24"/>
+        </w:rPr>
+        <w:t xml:space="preserve">HF</w:t>
+      </w:r>
+      <w:r>
+        <w:rPr>
+          <w:rFonts w:ascii="Times New Roman" w:hAnsi="Times New Roman" w:cs="Times New Roman" w:eastAsia="Times New Roman"/>
+          <w:sz w:val="24"/>
+          <w:szCs w:val="24"/>
+        </w:rPr>
+        <w:t xml:space="preserve">: Heart failure</w:t>
+      </w:r>
+    </w:p>
+    <w:p xmlns:a="http://schemas.openxmlformats.org/drawingml/2006/main" xmlns:pic="http://schemas.openxmlformats.org/drawingml/2006/picture">
+      <w:pPr>
+        <w:pStyle w:val="List Bullet"/>
+        <w:spacing w:line="480" w:lineRule="auto" w:after="120"/>
+      </w:pPr>
+      <w:r>
+        <w:rPr>
+          <w:bCs/>
+          <w:b/>
+          <w:rFonts w:ascii="Times New Roman" w:hAnsi="Times New Roman" w:cs="Times New Roman" w:eastAsia="Times New Roman"/>
+          <w:sz w:val="24"/>
+          <w:szCs w:val="24"/>
+        </w:rPr>
+        <w:t xml:space="preserve">HR</w:t>
+      </w:r>
+      <w:r>
+        <w:rPr>
+          <w:rFonts w:ascii="Times New Roman" w:hAnsi="Times New Roman" w:cs="Times New Roman" w:eastAsia="Times New Roman"/>
+          <w:sz w:val="24"/>
+          <w:szCs w:val="24"/>
+        </w:rPr>
+        <w:t xml:space="preserve">: Hazard ratio</w:t>
+      </w:r>
+    </w:p>
+    <w:p xmlns:a="http://schemas.openxmlformats.org/drawingml/2006/main" xmlns:pic="http://schemas.openxmlformats.org/drawingml/2006/picture">
+      <w:pPr>
+        <w:pStyle w:val="List Bullet"/>
+        <w:spacing w:line="480" w:lineRule="auto" w:after="120"/>
+      </w:pPr>
+      <w:r>
+        <w:rPr>
+          <w:bCs/>
+          <w:b/>
+          <w:rFonts w:ascii="Times New Roman" w:hAnsi="Times New Roman" w:cs="Times New Roman" w:eastAsia="Times New Roman"/>
+          <w:sz w:val="24"/>
+          <w:szCs w:val="24"/>
+        </w:rPr>
+        <w:t xml:space="preserve">KOTHA</w:t>
+      </w:r>
+      <w:r>
+        <w:rPr>
+          <w:rFonts w:ascii="Times New Roman" w:hAnsi="Times New Roman" w:cs="Times New Roman" w:eastAsia="Times New Roman"/>
+          <w:sz w:val="24"/>
+          <w:szCs w:val="24"/>
+        </w:rPr>
+        <w:t xml:space="preserve">: Knowledge-driven Observational-Trial Harmonization Approach</w:t>
+      </w:r>
+    </w:p>
+    <w:p xmlns:a="http://schemas.openxmlformats.org/drawingml/2006/main" xmlns:pic="http://schemas.openxmlformats.org/drawingml/2006/picture">
+      <w:pPr>
+        <w:pStyle w:val="List Bullet"/>
+        <w:spacing w:line="480" w:lineRule="auto" w:after="120"/>
+      </w:pPr>
+      <w:r>
+        <w:rPr>
+          <w:bCs/>
+          <w:b/>
+          <w:rFonts w:ascii="Times New Roman" w:hAnsi="Times New Roman" w:cs="Times New Roman" w:eastAsia="Times New Roman"/>
+          <w:sz w:val="24"/>
+          <w:szCs w:val="24"/>
+        </w:rPr>
+        <w:t xml:space="preserve">MCMC</w:t>
+      </w:r>
+      <w:r>
+        <w:rPr>
+          <w:rFonts w:ascii="Times New Roman" w:hAnsi="Times New Roman" w:cs="Times New Roman" w:eastAsia="Times New Roman"/>
+          <w:sz w:val="24"/>
+          <w:szCs w:val="24"/>
+        </w:rPr>
+        <w:t xml:space="preserve">: Markov chain Monte Carlo</w:t>
+      </w:r>
+    </w:p>
+    <w:p xmlns:a="http://schemas.openxmlformats.org/drawingml/2006/main" xmlns:pic="http://schemas.openxmlformats.org/drawingml/2006/picture">
+      <w:pPr>
+        <w:pStyle w:val="List Bullet"/>
+        <w:spacing w:line="480" w:lineRule="auto" w:after="120"/>
+      </w:pPr>
+      <w:r>
+        <w:rPr>
+          <w:bCs/>
+          <w:b/>
+          <w:rFonts w:ascii="Times New Roman" w:hAnsi="Times New Roman" w:cs="Times New Roman" w:eastAsia="Times New Roman"/>
+          <w:sz w:val="24"/>
+          <w:szCs w:val="24"/>
+        </w:rPr>
+        <w:t xml:space="preserve">OIS</w:t>
+      </w:r>
+      <w:r>
+        <w:rPr>
+          <w:rFonts w:ascii="Times New Roman" w:hAnsi="Times New Roman" w:cs="Times New Roman" w:eastAsia="Times New Roman"/>
+          <w:sz w:val="24"/>
+          <w:szCs w:val="24"/>
+        </w:rPr>
+        <w:t xml:space="preserve">: Optimal information size</w:t>
+      </w:r>
+    </w:p>
+    <w:p xmlns:a="http://schemas.openxmlformats.org/drawingml/2006/main" xmlns:pic="http://schemas.openxmlformats.org/drawingml/2006/picture">
+      <w:pPr>
+        <w:pStyle w:val="List Bullet"/>
+        <w:spacing w:line="480" w:lineRule="auto" w:after="120"/>
+      </w:pPr>
+      <w:r>
+        <w:rPr>
+          <w:bCs/>
+          <w:b/>
+          <w:rFonts w:ascii="Times New Roman" w:hAnsi="Times New Roman" w:cs="Times New Roman" w:eastAsia="Times New Roman"/>
+          <w:sz w:val="24"/>
+          <w:szCs w:val="24"/>
+        </w:rPr>
+        <w:t xml:space="preserve">OR</w:t>
+      </w:r>
+      <w:r>
+        <w:rPr>
+          <w:rFonts w:ascii="Times New Roman" w:hAnsi="Times New Roman" w:cs="Times New Roman" w:eastAsia="Times New Roman"/>
+          <w:sz w:val="24"/>
+          <w:szCs w:val="24"/>
+        </w:rPr>
+        <w:t xml:space="preserve">: Odds ratio</w:t>
+      </w:r>
+    </w:p>
+    <w:p xmlns:a="http://schemas.openxmlformats.org/drawingml/2006/main" xmlns:pic="http://schemas.openxmlformats.org/drawingml/2006/picture">
+      <w:pPr>
+        <w:pStyle w:val="List Bullet"/>
+        <w:spacing w:line="480" w:lineRule="auto" w:after="120"/>
+      </w:pPr>
+      <w:r>
+        <w:rPr>
+          <w:bCs/>
+          <w:b/>
+          <w:rFonts w:ascii="Times New Roman" w:hAnsi="Times New Roman" w:cs="Times New Roman" w:eastAsia="Times New Roman"/>
+          <w:sz w:val="24"/>
+          <w:szCs w:val="24"/>
+        </w:rPr>
+        <w:t xml:space="preserve">RCT</w:t>
+      </w:r>
+      <w:r>
+        <w:rPr>
+          <w:rFonts w:ascii="Times New Roman" w:hAnsi="Times New Roman" w:cs="Times New Roman" w:eastAsia="Times New Roman"/>
+          <w:sz w:val="24"/>
+          <w:szCs w:val="24"/>
+        </w:rPr>
+        <w:t xml:space="preserve">: Randomized controlled trial</w:t>
+      </w:r>
+    </w:p>
+    <w:p xmlns:a="http://schemas.openxmlformats.org/drawingml/2006/main" xmlns:pic="http://schemas.openxmlformats.org/drawingml/2006/picture">
+      <w:pPr>
+        <w:pStyle w:val="List Bullet"/>
+        <w:spacing w:line="480" w:lineRule="auto" w:after="120"/>
+      </w:pPr>
+      <w:r>
+        <w:rPr>
+          <w:bCs/>
+          <w:b/>
+          <w:rFonts w:ascii="Times New Roman" w:hAnsi="Times New Roman" w:cs="Times New Roman" w:eastAsia="Times New Roman"/>
+          <w:sz w:val="24"/>
+          <w:szCs w:val="24"/>
+        </w:rPr>
+        <w:t xml:space="preserve">TSA</w:t>
+      </w:r>
+      <w:r>
+        <w:rPr>
+          <w:rFonts w:ascii="Times New Roman" w:hAnsi="Times New Roman" w:cs="Times New Roman" w:eastAsia="Times New Roman"/>
+          <w:sz w:val="24"/>
+          <w:szCs w:val="24"/>
+        </w:rPr>
+        <w:t xml:space="preserve">: Trial sequential analysis</w:t>
+      </w:r>
+    </w:p>
     <w:p>
       <w:pPr>
         <w:pStyle w:val="Heading2"/>
@@ -1254,6 +1016,65 @@
           <w:szCs w:val="24"/>
         </w:rPr>
         <w:t xml:space="preserve">The KOTHA Framework comprises three interconnected modules (Fig. 1). Module K (Counterfactual Power Simulation) quantifies how enrollment-driven risk-profile shifts reduce statistical power. Module T (Trial-Observational Bayesian Integration) combines RCT and observational evidence with explicit discounting for design-related bias. Module H (Guideline Interpreter) translates module outputs into a structured GRADE assessment. Each module can be used independently, but the framework is most informative when applied in sequence.</w:t>
+      </w:r>
+    </w:p>
+    <w:p>
+      <w:pPr>
+        <w:jc w:val="center"/>
+      </w:pPr>
+      <w:r>
+        <w:drawing>
+          <wp:inline xmlns:a="http://schemas.openxmlformats.org/drawingml/2006/main" xmlns:pic="http://schemas.openxmlformats.org/drawingml/2006/picture">
+            <wp:extent cx="5029200" cy="3537145"/>
+            <wp:docPr id="1" name="Picture 1"/>
+            <wp:cNvGraphicFramePr>
+              <a:graphicFrameLocks noChangeAspect="1"/>
+            </wp:cNvGraphicFramePr>
+            <a:graphic>
+              <a:graphicData uri="http://schemas.openxmlformats.org/drawingml/2006/picture">
+                <pic:pic>
+                  <pic:nvPicPr>
+                    <pic:cNvPr id="0" name="fig1_framework_overview.png"/>
+                    <pic:cNvPicPr/>
+                  </pic:nvPicPr>
+                  <pic:blipFill>
+                    <a:blip r:embed="rId10"/>
+                    <a:stretch>
+                      <a:fillRect/>
+                    </a:stretch>
+                  </pic:blipFill>
+                  <pic:spPr>
+                    <a:xfrm>
+                      <a:off x="0" y="0"/>
+                      <a:ext cx="5029200" cy="3537145"/>
+                    </a:xfrm>
+                    <a:prstGeom prst="rect"/>
+                  </pic:spPr>
+                </pic:pic>
+              </a:graphicData>
+            </a:graphic>
+          </wp:inline>
+        </w:drawing>
+      </w:r>
+    </w:p>
+    <w:p>
+      <w:pPr>
+        <w:jc w:val="left"/>
+      </w:pPr>
+      <w:r>
+        <w:rPr>
+          <w:rFonts w:ascii="Times New Roman" w:hAnsi="Times New Roman"/>
+          <w:b/>
+          <w:sz w:val="20"/>
+        </w:rPr>
+        <w:t xml:space="preserve">Figure 1. </w:t>
+      </w:r>
+      <w:r>
+        <w:rPr>
+          <w:rFonts w:ascii="Times New Roman" w:hAnsi="Times New Roman"/>
+          <w:sz w:val="20"/>
+        </w:rPr>
+        <w:t>Overview of the KOTHA Framework. Module K (Counterfactual Power Simulation) quantifies risk-profile shift and estimates power under counterfactual enrollment scenarios. Module T (Bayesian Evidence Integration) combines RCT and observational evidence using power-prior discounting. Module H (Guideline Interpreter) synthesizes outputs into a structured GRADE-compatible assessment.</w:t>
       </w:r>
     </w:p>
     <w:p>
@@ -2750,65 +2571,6 @@
           <w:szCs w:val="24"/>
         </w:rPr>
         <w:t xml:space="preserve">. All analyses were performed with the Python code in the public repository.</w:t>
-      </w:r>
-    </w:p>
-    <w:p>
-      <w:pPr>
-        <w:jc w:val="center"/>
-      </w:pPr>
-      <w:r>
-        <w:drawing>
-          <wp:inline xmlns:a="http://schemas.openxmlformats.org/drawingml/2006/main" xmlns:pic="http://schemas.openxmlformats.org/drawingml/2006/picture">
-            <wp:extent cx="5029200" cy="3537145"/>
-            <wp:docPr id="1" name="Picture 1"/>
-            <wp:cNvGraphicFramePr>
-              <a:graphicFrameLocks noChangeAspect="1"/>
-            </wp:cNvGraphicFramePr>
-            <a:graphic>
-              <a:graphicData uri="http://schemas.openxmlformats.org/drawingml/2006/picture">
-                <pic:pic>
-                  <pic:nvPicPr>
-                    <pic:cNvPr id="0" name="fig1_framework_overview.png"/>
-                    <pic:cNvPicPr/>
-                  </pic:nvPicPr>
-                  <pic:blipFill>
-                    <a:blip r:embed="rId10"/>
-                    <a:stretch>
-                      <a:fillRect/>
-                    </a:stretch>
-                  </pic:blipFill>
-                  <pic:spPr>
-                    <a:xfrm>
-                      <a:off x="0" y="0"/>
-                      <a:ext cx="5029200" cy="3537145"/>
-                    </a:xfrm>
-                    <a:prstGeom prst="rect"/>
-                  </pic:spPr>
-                </pic:pic>
-              </a:graphicData>
-            </a:graphic>
-          </wp:inline>
-        </w:drawing>
-      </w:r>
-    </w:p>
-    <w:p>
-      <w:pPr>
-        <w:jc w:val="left"/>
-      </w:pPr>
-      <w:r>
-        <w:rPr>
-          <w:rFonts w:ascii="Times New Roman" w:hAnsi="Times New Roman"/>
-          <w:b/>
-          <w:sz w:val="20"/>
-        </w:rPr>
-        <w:t xml:space="preserve">Figure 1. </w:t>
-      </w:r>
-      <w:r>
-        <w:rPr>
-          <w:rFonts w:ascii="Times New Roman" w:hAnsi="Times New Roman"/>
-          <w:sz w:val="20"/>
-        </w:rPr>
-        <w:t>Overview of the KOTHA Framework. Module K (Counterfactual Power Simulation) quantifies risk-profile shift and estimates power under counterfactual enrollment scenarios. Module T (Bayesian Evidence Integration) combines RCT and observational evidence using power-prior discounting. Module H (Guideline Interpreter) synthesizes outputs into a structured GRADE-compatible assessment.</w:t>
       </w:r>
     </w:p>
     <w:p>

--- a/rct-decomposition/KOTHA_Framework_ClinicalTrials.docx
+++ b/rct-decomposition/KOTHA_Framework_ClinicalTrials.docx
@@ -27,7 +27,7 @@
           <w:i w:val="0"/>
           <w:sz w:val="28"/>
         </w:rPr>
-        <w:t>The KOTHA Framework: diagnosing structural information loss in randomized controlled trial meta-analyses to inform trial design</w:t>
+        <w:t>The KOTHA Framework: Diagnosing Structural Information Loss in Randomized Controlled Trial Meta-Analyses to Inform Trial Design</w:t>
       </w:r>
     </w:p>
     <w:p>
@@ -88,7 +88,7 @@
           <w:i w:val="0"/>
           <w:sz w:val="24"/>
         </w:rPr>
-        <w:t>Word count: 2421</w:t>
+        <w:t>Word count: 2687</w:t>
       </w:r>
     </w:p>
     <w:p>
@@ -142,7 +142,7 @@
           <w:sz w:val="24"/>
           <w:szCs w:val="24"/>
         </w:rPr>
-        <w:t xml:space="preserve">: Evidence-based medicine ranks RCTs and meta-analyses highest, yet observational-RCT discordance is usually attributed to confounding. We highlight a structural explanation: trial enrollment progressively excludes higher-risk patients, diluting event rates and statistical information. The Knowledge-driven Observational-Trial Harmonization Approach (KOTHA) Framework diagnoses this structural information loss. We aimed to develop and illustrate KOTHA so that trialists can distinguish structural information loss from residual confounding and improve prospective trial design.</w:t>
+        <w:t xml:space="preserve">: Evidence-based medicine ranks RCTs and meta-analyses highest, yet observational-RCT discordance is usually attributed to confounding. We highlight a structural explanation: trial enrollment progressively excludes higher-risk patients, diluting event rates and statistical information. The Knowledge-driven Observational-Trial Harmonization Approach (KOTHA) Framework diagnoses this structural information loss. We aimed to develop and illustrate KOTHA so that trialists can distinguish structural information loss from residual confounding and inform sample size, eligibility, enrichment, and endpoint decisions in prospective trial design.</w:t>
       </w:r>
     </w:p>
     <w:p xmlns:a="http://schemas.openxmlformats.org/drawingml/2006/main" xmlns:pic="http://schemas.openxmlformats.org/drawingml/2006/picture">
@@ -228,7 +228,7 @@
           <w:sz w:val="24"/>
           <w:szCs w:val="24"/>
         </w:rPr>
-        <w:t xml:space="preserve">= 62%. In the statins case, observational hazard ratio (HR) was 0.72 (0.64-0.80) versus RCT HR 0.97 (0.90-1.05), with an event-rate ratio of 0.53. Bayesian integration (α = 0.3) yielded OR 0.74 (CrI 0.25-1.43), P(OR &lt; 1) = 81% for magnesium, and HR 0.85 (0.55-1.24), P(HR &lt; 1) = 87% for statins.</w:t>
+        <w:t xml:space="preserve">= 62%. In the statins case, observational hazard ratio (HR) was 0.72 (0.64-0.80) versus RCT HR 0.97 (0.90-1.05), with an event-rate ratio of 0.51. Bayesian integration (α = 0.3) yielded OR 0.74 (CrI 0.25-1.43), P(OR &lt; 1) = 80.7% for magnesium and HR 0.85 (0.55-1.24), P(HR &lt; 1) = 86.5% for statins; both probabilities remained below conventional decision thresholds, leaving conclusions uncertain.</w:t>
       </w:r>
     </w:p>
     <w:p xmlns:a="http://schemas.openxmlformats.org/drawingml/2006/main" xmlns:pic="http://schemas.openxmlformats.org/drawingml/2006/picture">
@@ -959,7 +959,7 @@
           <w:sz w:val="24"/>
           <w:szCs w:val="24"/>
         </w:rPr>
-        <w:t xml:space="preserve">A number of trial design strategies can mitigate event dilution (Supplementary Table S1), including stratified randomization, prognostic enrichment, event-driven designs, adaptive sample-size re-estimation, and pragmatic or registry-based trials. Yet no existing framework integrates prospective power assessment, retrospective diagnostic evaluation, and structured evidence interpretation for completed or planned RCTs.</w:t>
+        <w:t xml:space="preserve">A number of trial design strategies can mitigate event dilution (Supplementary Table S1), including stratified randomization, prognostic enrichment, event-driven designs, adaptive sample-size re-estimation, and pragmatic or registry-based trials. Existing approaches address these issues separately; to our knowledge, no widely adopted framework tightly links prospective power assessment, retrospective diagnostic evaluation, and structured evidence interpretation in a single reproducible workflow for completed or planned RCTs.</w:t>
       </w:r>
     </w:p>
     <w:p xmlns:a="http://schemas.openxmlformats.org/drawingml/2006/main" xmlns:pic="http://schemas.openxmlformats.org/drawingml/2006/picture">
@@ -1119,7 +1119,7 @@
           <w:sz w:val="24"/>
           <w:szCs w:val="24"/>
         </w:rPr>
-        <w:t xml:space="preserve">.</w:t>
+        <w:t xml:space="preserve">: aims (quantify information loss from enrollment-driven risk-profile shifts), data-generating process (published aggregate event counts and sample sizes), estimands (counterfactual power under S1-S3), methods (Schoenfeld approximation with proportional-hazards data handled via the log-HR/log-OR equivalence under rare events), and performance measures (power across a grid of true effects and required sample size).</w:t>
       </w:r>
     </w:p>
     <w:p xmlns:a="http://schemas.openxmlformats.org/drawingml/2006/main" xmlns:pic="http://schemas.openxmlformats.org/drawingml/2006/picture">
@@ -1495,7 +1495,7 @@
           <w:sz w:val="24"/>
           <w:szCs w:val="24"/>
         </w:rPr>
-        <w:t xml:space="preserve">, the standard error of the log-OR is approximately</w:t>
+        <w:t xml:space="preserve">, the standard error of the log relative effect (log-OR or log-HR under proportional hazards) is approximately</w:t>
       </w:r>
     </w:p>
     <w:p xmlns:a="http://schemas.openxmlformats.org/drawingml/2006/main" xmlns:pic="http://schemas.openxmlformats.org/drawingml/2006/picture">
@@ -1560,7 +1560,7 @@
                           <m:nor/>
                           <m:sty m:val="p"/>
                         </m:rPr>
-                        <m:t>OR</m:t>
+                        <m:t>OR or HR</m:t>
                       </m:r>
                     </m:e>
                   </m:d>
@@ -1765,7 +1765,7 @@
           <w:sz w:val="24"/>
           <w:szCs w:val="24"/>
         </w:rPr>
-        <w:t xml:space="preserve">quantifies event dilution. Module K reports power across a grid of assumed true effects and computes the sample size required to reach 80% power under each scenario. For the statins case, which reports hazard ratios, the hazard ratio is approximated by an odds ratio under the rare-event assumption and published annual mortality rates are used as approximate event probabilities; this comparison is intended to illustrate the relative power loss across enrollment scenarios rather than to provide exact sample-size estimates for a specific follow-up duration.</w:t>
+        <w:t xml:space="preserve">quantifies event dilution. Module K reports power across a grid of assumed true effects and computes the sample size required to reach 80% power under each scenario. For the statins case, which reports hazard ratios, the hazard ratio is approximated by an odds ratio under the rare-event assumption and crude control event proportions derived from the aggregate data are used as approximate event probabilities; this comparison is intended to illustrate the relative power loss across enrollment scenarios rather than to provide exact sample-size estimates for a specific follow-up duration.</w:t>
       </w:r>
     </w:p>
     <w:p>
@@ -2083,6 +2083,241 @@
           </m:e>
         </m:d>
       </m:oMath>
+      <w:r>
+        <w:rPr>
+          <w:rFonts w:ascii="Times New Roman" w:hAnsi="Times New Roman" w:cs="Times New Roman" w:eastAsia="Times New Roman"/>
+          <w:sz w:val="24"/>
+          <w:szCs w:val="24"/>
+        </w:rPr>
+        <w:t xml:space="preserve">. We used weakly informative priors</w:t>
+      </w:r>
+      <w:r>
+        <w:rPr>
+          <w:rFonts w:ascii="Times New Roman" w:hAnsi="Times New Roman" w:cs="Times New Roman" w:eastAsia="Times New Roman"/>
+          <w:sz w:val="24"/>
+          <w:szCs w:val="24"/>
+        </w:rPr>
+        <w:t xml:space="preserve"> </w:t>
+      </w:r>
+      <m:oMath>
+        <m:r>
+          <m:t>μ</m:t>
+        </m:r>
+        <m:r>
+          <m:rPr>
+            <m:sty m:val="p"/>
+          </m:rPr>
+          <m:t>∼</m:t>
+        </m:r>
+        <m:r>
+          <m:t>N</m:t>
+        </m:r>
+        <m:d>
+          <m:dPr>
+            <m:begChr m:val="("/>
+            <m:endChr m:val=")"/>
+            <m:sepChr m:val=""/>
+            <m:grow/>
+          </m:dPr>
+          <m:e>
+            <m:r>
+              <m:t>0</m:t>
+            </m:r>
+            <m:r>
+              <m:rPr>
+                <m:sty m:val="p"/>
+              </m:rPr>
+              <m:t>,</m:t>
+            </m:r>
+            <m:sSup>
+              <m:e>
+                <m:r>
+                  <m:t>10</m:t>
+                </m:r>
+              </m:e>
+              <m:sup>
+                <m:r>
+                  <m:t>2</m:t>
+                </m:r>
+              </m:sup>
+            </m:sSup>
+          </m:e>
+        </m:d>
+      </m:oMath>
+      <w:r>
+        <w:rPr>
+          <w:rFonts w:ascii="Times New Roman" w:hAnsi="Times New Roman" w:cs="Times New Roman" w:eastAsia="Times New Roman"/>
+          <w:sz w:val="24"/>
+          <w:szCs w:val="24"/>
+        </w:rPr>
+        <w:t xml:space="preserve"> </w:t>
+      </w:r>
+      <w:r>
+        <w:rPr>
+          <w:rFonts w:ascii="Times New Roman" w:hAnsi="Times New Roman" w:cs="Times New Roman" w:eastAsia="Times New Roman"/>
+          <w:sz w:val="24"/>
+          <w:szCs w:val="24"/>
+        </w:rPr>
+        <w:t xml:space="preserve">on the population mean log effect and</w:t>
+      </w:r>
+      <w:r>
+        <w:rPr>
+          <w:rFonts w:ascii="Times New Roman" w:hAnsi="Times New Roman" w:cs="Times New Roman" w:eastAsia="Times New Roman"/>
+          <w:sz w:val="24"/>
+          <w:szCs w:val="24"/>
+        </w:rPr>
+        <w:t xml:space="preserve"> </w:t>
+      </w:r>
+      <m:oMath>
+        <m:r>
+          <m:t>τ</m:t>
+        </m:r>
+        <m:r>
+          <m:rPr>
+            <m:sty m:val="p"/>
+          </m:rPr>
+          <m:t>∼</m:t>
+        </m:r>
+        <m:r>
+          <m:rPr>
+            <m:nor/>
+            <m:sty m:val="p"/>
+          </m:rPr>
+          <m:t>Half-Cauchy</m:t>
+        </m:r>
+        <m:d>
+          <m:dPr>
+            <m:begChr m:val="("/>
+            <m:endChr m:val=")"/>
+            <m:sepChr m:val=""/>
+            <m:grow/>
+          </m:dPr>
+          <m:e>
+            <m:r>
+              <m:t>0</m:t>
+            </m:r>
+            <m:r>
+              <m:rPr>
+                <m:sty m:val="p"/>
+              </m:rPr>
+              <m:t>,</m:t>
+            </m:r>
+            <m:r>
+              <m:t>0.5</m:t>
+            </m:r>
+          </m:e>
+        </m:d>
+      </m:oMath>
+      <w:r>
+        <w:rPr>
+          <w:rFonts w:ascii="Times New Roman" w:hAnsi="Times New Roman" w:cs="Times New Roman" w:eastAsia="Times New Roman"/>
+          <w:sz w:val="24"/>
+          <w:szCs w:val="24"/>
+        </w:rPr>
+        <w:t xml:space="preserve"> </w:t>
+      </w:r>
+      <w:r>
+        <w:rPr>
+          <w:rFonts w:ascii="Times New Roman" w:hAnsi="Times New Roman" w:cs="Times New Roman" w:eastAsia="Times New Roman"/>
+          <w:sz w:val="24"/>
+          <w:szCs w:val="24"/>
+        </w:rPr>
+        <w:t xml:space="preserve">on the between-study standard deviation, with</w:t>
+      </w:r>
+      <w:r>
+        <w:rPr>
+          <w:rFonts w:ascii="Times New Roman" w:hAnsi="Times New Roman" w:cs="Times New Roman" w:eastAsia="Times New Roman"/>
+          <w:sz w:val="24"/>
+          <w:szCs w:val="24"/>
+        </w:rPr>
+        <w:t xml:space="preserve"> </w:t>
+      </w:r>
+      <m:oMath>
+        <m:r>
+          <m:t>τ</m:t>
+        </m:r>
+      </m:oMath>
+      <w:r>
+        <w:rPr>
+          <w:rFonts w:ascii="Times New Roman" w:hAnsi="Times New Roman" w:cs="Times New Roman" w:eastAsia="Times New Roman"/>
+          <w:sz w:val="24"/>
+          <w:szCs w:val="24"/>
+        </w:rPr>
+        <w:t xml:space="preserve"> </w:t>
+      </w:r>
+      <w:r>
+        <w:rPr>
+          <w:rFonts w:ascii="Times New Roman" w:hAnsi="Times New Roman" w:cs="Times New Roman" w:eastAsia="Times New Roman"/>
+          <w:sz w:val="24"/>
+          <w:szCs w:val="24"/>
+        </w:rPr>
+        <w:t xml:space="preserve">bounded between</w:t>
+      </w:r>
+      <w:r>
+        <w:rPr>
+          <w:rFonts w:ascii="Times New Roman" w:hAnsi="Times New Roman" w:cs="Times New Roman" w:eastAsia="Times New Roman"/>
+          <w:sz w:val="24"/>
+          <w:szCs w:val="24"/>
+        </w:rPr>
+        <w:t xml:space="preserve"> </w:t>
+      </w:r>
+      <m:oMath>
+        <m:sSup>
+          <m:e>
+            <m:r>
+              <m:t>10</m:t>
+            </m:r>
+          </m:e>
+          <m:sup>
+            <m:r>
+              <m:rPr>
+                <m:sty m:val="p"/>
+              </m:rPr>
+              <m:t>−</m:t>
+            </m:r>
+            <m:r>
+              <m:t>9</m:t>
+            </m:r>
+          </m:sup>
+        </m:sSup>
+      </m:oMath>
+      <w:r>
+        <w:rPr>
+          <w:rFonts w:ascii="Times New Roman" w:hAnsi="Times New Roman" w:cs="Times New Roman" w:eastAsia="Times New Roman"/>
+          <w:sz w:val="24"/>
+          <w:szCs w:val="24"/>
+        </w:rPr>
+        <w:t xml:space="preserve"> </w:t>
+      </w:r>
+      <w:r>
+        <w:rPr>
+          <w:rFonts w:ascii="Times New Roman" w:hAnsi="Times New Roman" w:cs="Times New Roman" w:eastAsia="Times New Roman"/>
+          <w:sz w:val="24"/>
+          <w:szCs w:val="24"/>
+        </w:rPr>
+        <w:t xml:space="preserve">and</w:t>
+      </w:r>
+      <w:r>
+        <w:rPr>
+          <w:rFonts w:ascii="Times New Roman" w:hAnsi="Times New Roman" w:cs="Times New Roman" w:eastAsia="Times New Roman"/>
+          <w:sz w:val="24"/>
+          <w:szCs w:val="24"/>
+        </w:rPr>
+        <w:t xml:space="preserve"> </w:t>
+      </w:r>
+      <m:oMath>
+        <m:r>
+          <m:t>100</m:t>
+        </m:r>
+      </m:oMath>
+      <w:r>
+        <w:rPr>
+          <w:rFonts w:ascii="Times New Roman" w:hAnsi="Times New Roman" w:cs="Times New Roman" w:eastAsia="Times New Roman"/>
+          <w:sz w:val="24"/>
+          <w:szCs w:val="24"/>
+        </w:rPr>
+        <w:t xml:space="preserve"> </w:t>
+      </w:r>
       <w:r>
         <w:rPr>
           <w:rFonts w:ascii="Times New Roman" w:hAnsi="Times New Roman" w:cs="Times New Roman" w:eastAsia="Times New Roman"/>
@@ -2249,7 +2484,7 @@
           <w:sz w:val="24"/>
           <w:szCs w:val="24"/>
         </w:rPr>
-        <w:t xml:space="preserve">. Alternative effect measures such as restricted mean survival time can be substituted when proportional-hazards assumptions are questionable </w:t>
+        <w:t xml:space="preserve">for numerical stability. Alternative effect measures such as restricted mean survival time can be substituted when proportional-hazards assumptions are questionable </w:t>
       </w:r>
       <w:r>
         <w:rPr>
@@ -3089,7 +3324,7 @@
           <w:sz w:val="24"/>
           <w:szCs w:val="24"/>
         </w:rPr>
-        <w:t xml:space="preserve">Study-level data are provided in Supplementary Table S1 (magnesium in AMI) and Supplementary Table S2 (statins in HF). In the magnesium case, control-group mortality fell from a pre-thrombolysis weighted mean of 8.9% to 7.2% in ISIS-4, an event rate ratio of 0.82 (Fig. 2). In the statins case, the RCT-to-observational event rate ratio was 0.53, indicating that the RCT populations had roughly half the mortality event rate of the observational cohorts.</w:t>
+        <w:t xml:space="preserve">Study-level data are provided in Supplementary Table S2 (magnesium in AMI) and Supplementary Table S3 (statins in HF). In the magnesium case, control-group mortality fell from a pre-thrombolysis weighted mean of 8.9% to 7.2% in ISIS-4, an event rate ratio of 0.82 (Fig. 2). In the statins case, the RCT-to-observational event rate ratio was 0.51, indicating that the RCT populations had roughly half the mortality event rate of the observational cohorts.</w:t>
       </w:r>
     </w:p>
     <w:p>
@@ -3176,7 +3411,7 @@
           <w:sz w:val="24"/>
           <w:szCs w:val="24"/>
         </w:rPr>
-        <w:t xml:space="preserve">At the ISIS-4 sample size (N = 58,050) and the pre-ISIS-4 pooled effect (OR = 0.54), power exceeded 99% under all three event-rate scenarios. For a more modest effect (OR = 0.90), however, power was 95.8% under the pre-thrombolysis rate and 91.5% under the ISIS-4 rate (Fig. 3A). For statins, power to detect the observational effect (HR = 0.72) was 100.0% under the observational event rate and 99.1% under the RCT event rate; for a more modest effect (HR = 0.85), power fell from 84.6% to 58.3%—a 26 percentage-point reduction attributable to event dilution (Fig. 3B).</w:t>
+        <w:t xml:space="preserve">At the ISIS-4 sample size (N = 58,050) and the pre-ISIS-4 pooled effect (OR = 0.54), power exceeded 99% under all three event-rate scenarios. For a more modest effect (OR = 0.90), however, power was 95.8% under the pre-thrombolysis rate and 91.5% under the ISIS-4 rate (Fig. 3A). For statins, power to detect the observational effect (HR = 0.72) was 100.0% under the observational event rate and 100.0% under the RCT event rate; for a more modest effect (HR = 0.85), power fell from 98.4% to 83.2%—a 15 percentage-point reduction attributable to event dilution (Fig. 3B).</w:t>
       </w:r>
     </w:p>
     <w:p>
@@ -3428,7 +3663,7 @@
           <w:sz w:val="24"/>
           <w:szCs w:val="24"/>
         </w:rPr>
-        <w:t xml:space="preserve">was -2.90, crossing the lower O’Brien-Fleming boundary of -0.27 (Supplementary Fig. S2). This divergence reflects era-dependent treatment-effect heterogeneity driven by the ISIS-4 result.</w:t>
+        <w:t xml:space="preserve">was -2.90, crossing the lower O’Brien-Fleming boundary of -1.96 (which, because the cumulative information exceeded the optimal information size, equals the conventional two-sided boundary) (Supplementary Fig. S2). This divergence reflects era-dependent treatment-effect heterogeneity driven by the ISIS-4 result.</w:t>
       </w:r>
     </w:p>
     <w:p xmlns:a="http://schemas.openxmlformats.org/drawingml/2006/main" xmlns:pic="http://schemas.openxmlformats.org/drawingml/2006/picture">
@@ -3663,7 +3898,7 @@
           <w:sz w:val="24"/>
           <w:szCs w:val="24"/>
         </w:rPr>
-        <w:t xml:space="preserve">= 0.3 the posterior shifted to OR = 0.74 (95% CrI: 0.25-1.43), with 81% probability of benefit (Supplementary Fig. S3A). For statins, with</w:t>
+        <w:t xml:space="preserve">= 0.3 the posterior shifted to OR = 0.74 (95% CrI: 0.25-1.43), with 80.7% probability of benefit (Supplementary Fig. S3A). For statins, with</w:t>
       </w:r>
       <w:r>
         <w:rPr>
@@ -3842,7 +4077,7 @@
           <w:sz w:val="24"/>
           <w:szCs w:val="24"/>
         </w:rPr>
-        <w:t xml:space="preserve">was -0.74, the efficacy boundary was not crossed, and the event rate ratio was 0.53; the appropriate classification is</w:t>
+        <w:t xml:space="preserve">was -0.74, the efficacy boundary was not crossed, and the event rate ratio was 0.51; the appropriate classification is</w:t>
       </w:r>
       <w:r>
         <w:rPr>
@@ -4444,7 +4679,7 @@
                 <w:sz w:val="20"/>
                 <w:szCs w:val="20"/>
               </w:rPr>
-              <w:t xml:space="preserve">Serious: event rate decreased by 47%</w:t>
+              <w:t xml:space="preserve">Serious: event rate decreased by 49%</w:t>
             </w:r>
           </w:p>
         </w:tc>
@@ -4859,7 +5094,7 @@
           <w:sz w:val="24"/>
           <w:szCs w:val="24"/>
         </w:rPr>
-        <w:t xml:space="preserve">= 62%) than by simple underpowering. In the statins case, Module K showed that RCT populations had roughly half the event rate of observational cohorts, and that power for a modest effect (HR = 0.85) dropped from 85% to 58%. Module T demonstrated that even modest borrowing from observational evidence shifted posterior probabilities of benefit substantially, but uncertainty remained. Module H classified magnesium as inconclusive with serious inconsistency (heterogeneity), and statins as inconclusive with serious indirectness, rather than</w:t>
+        <w:t xml:space="preserve">= 62%) than by simple underpowering. In the statins case, Module K showed that RCT populations had roughly half the event rate of observational cohorts, and that power for a modest effect (HR = 0.85) dropped from 98% to 83%. Module T demonstrated that even modest borrowing from observational evidence shifted posterior probabilities of benefit substantially, but uncertainty remained. Module H classified magnesium as inconclusive with serious inconsistency (heterogeneity), and statins as inconclusive with serious indirectness, rather than</w:t>
       </w:r>
       <w:r>
         <w:rPr>
@@ -5264,7 +5499,105 @@
           <w:sz w:val="24"/>
           <w:szCs w:val="24"/>
         </w:rPr>
-        <w:t xml:space="preserve">Limitations should be acknowledged. The cases are retrospective applications of the framework to published aggregate data; individual patient data would strengthen risk-profile stratification and adjustment for confounders, and ecological bias may affect the representativeness assessment. Prospective validation against trials whose results are not yet known would be stronger. Module T treats the discounting parameter</w:t>
+        <w:t xml:space="preserve">Limitations should be acknowledged:</w:t>
+      </w:r>
+    </w:p>
+    <w:p xmlns:a="http://schemas.openxmlformats.org/drawingml/2006/main" xmlns:pic="http://schemas.openxmlformats.org/drawingml/2006/picture">
+      <w:pPr>
+        <w:pStyle w:val="List Bullet"/>
+        <w:spacing w:line="480" w:lineRule="auto" w:after="120"/>
+      </w:pPr>
+      <w:r>
+        <w:rPr>
+          <w:rFonts w:ascii="Times New Roman" w:hAnsi="Times New Roman" w:cs="Times New Roman" w:eastAsia="Times New Roman"/>
+          <w:sz w:val="24"/>
+          <w:szCs w:val="24"/>
+        </w:rPr>
+        <w:t xml:space="preserve">The cases are retrospective applications of the framework to published aggregate data; individual patient data would strengthen risk-profile stratification and adjustment for confounders, and ecological bias may affect the representativeness assessment.</w:t>
+      </w:r>
+    </w:p>
+    <w:p xmlns:a="http://schemas.openxmlformats.org/drawingml/2006/main" xmlns:pic="http://schemas.openxmlformats.org/drawingml/2006/picture">
+      <w:pPr>
+        <w:pStyle w:val="List Bullet"/>
+        <w:spacing w:line="480" w:lineRule="auto" w:after="120"/>
+      </w:pPr>
+      <w:r>
+        <w:rPr>
+          <w:rFonts w:ascii="Times New Roman" w:hAnsi="Times New Roman" w:cs="Times New Roman" w:eastAsia="Times New Roman"/>
+          <w:sz w:val="24"/>
+          <w:szCs w:val="24"/>
+        </w:rPr>
+        <w:t xml:space="preserve">For statins, the observational and RCT crude event proportions are aggregate study-level values, so the comparison is ecological and may not reflect within-individual risk differences.</w:t>
+      </w:r>
+    </w:p>
+    <w:p xmlns:a="http://schemas.openxmlformats.org/drawingml/2006/main" xmlns:pic="http://schemas.openxmlformats.org/drawingml/2006/picture">
+      <w:pPr>
+        <w:pStyle w:val="List Bullet"/>
+        <w:spacing w:line="480" w:lineRule="auto" w:after="120"/>
+      </w:pPr>
+      <w:r>
+        <w:rPr>
+          <w:rFonts w:ascii="Times New Roman" w:hAnsi="Times New Roman" w:cs="Times New Roman" w:eastAsia="Times New Roman"/>
+          <w:sz w:val="24"/>
+          <w:szCs w:val="24"/>
+        </w:rPr>
+        <w:t xml:space="preserve">The hazard-ratio-to-odds-ratio approximation and the use of a crude event proportion (rather than an event rate per person-time) mean Module K estimates relative power loss across enrollment scenarios, not a definitive sample size for a specific follow-up.</w:t>
+      </w:r>
+    </w:p>
+    <w:p xmlns:a="http://schemas.openxmlformats.org/drawingml/2006/main" xmlns:pic="http://schemas.openxmlformats.org/drawingml/2006/picture">
+      <w:pPr>
+        <w:pStyle w:val="List Bullet"/>
+        <w:spacing w:line="480" w:lineRule="auto" w:after="120"/>
+      </w:pPr>
+      <w:r>
+        <w:rPr>
+          <w:rFonts w:ascii="Times New Roman" w:hAnsi="Times New Roman" w:cs="Times New Roman" w:eastAsia="Times New Roman"/>
+          <w:sz w:val="24"/>
+          <w:szCs w:val="24"/>
+        </w:rPr>
+        <w:t xml:space="preserve">For statins, the S3 enrichment target is set at the midpoint between the observational and RCT crude proportions as an illustration; other thresholds would yield different power curves.</w:t>
+      </w:r>
+    </w:p>
+    <w:p xmlns:a="http://schemas.openxmlformats.org/drawingml/2006/main" xmlns:pic="http://schemas.openxmlformats.org/drawingml/2006/picture">
+      <w:pPr>
+        <w:pStyle w:val="List Bullet"/>
+        <w:spacing w:line="480" w:lineRule="auto" w:after="120"/>
+      </w:pPr>
+      <w:r>
+        <w:rPr>
+          <w:rFonts w:ascii="Times New Roman" w:hAnsi="Times New Roman" w:cs="Times New Roman" w:eastAsia="Times New Roman"/>
+          <w:sz w:val="24"/>
+          <w:szCs w:val="24"/>
+        </w:rPr>
+        <w:t xml:space="preserve">The magnesium case spans the pre-thrombolysis and thrombolysis eras, so temporal changes in standard care, case mix, and outcome ascertainment create treatment-era confounding that cannot be fully controlled with aggregate data.</w:t>
+      </w:r>
+    </w:p>
+    <w:p xmlns:a="http://schemas.openxmlformats.org/drawingml/2006/main" xmlns:pic="http://schemas.openxmlformats.org/drawingml/2006/picture">
+      <w:pPr>
+        <w:pStyle w:val="List Bullet"/>
+        <w:spacing w:line="480" w:lineRule="auto" w:after="120"/>
+      </w:pPr>
+      <w:r>
+        <w:rPr>
+          <w:rFonts w:ascii="Times New Roman" w:hAnsi="Times New Roman" w:cs="Times New Roman" w:eastAsia="Times New Roman"/>
+          <w:sz w:val="24"/>
+          <w:szCs w:val="24"/>
+        </w:rPr>
+        <w:t xml:space="preserve">Prospective validation against trials whose results are not yet known would be stronger.</w:t>
+      </w:r>
+    </w:p>
+    <w:p xmlns:a="http://schemas.openxmlformats.org/drawingml/2006/main" xmlns:pic="http://schemas.openxmlformats.org/drawingml/2006/picture">
+      <w:pPr>
+        <w:pStyle w:val="List Bullet"/>
+        <w:spacing w:line="480" w:lineRule="auto" w:after="120"/>
+      </w:pPr>
+      <w:r>
+        <w:rPr>
+          <w:rFonts w:ascii="Times New Roman" w:hAnsi="Times New Roman" w:cs="Times New Roman" w:eastAsia="Times New Roman"/>
+          <w:sz w:val="24"/>
+          <w:szCs w:val="24"/>
+        </w:rPr>
+        <w:t xml:space="preserve">Module T treats the discounting parameter</w:t>
       </w:r>
       <w:r>
         <w:rPr>
@@ -5314,7 +5647,35 @@
           <w:sz w:val="24"/>
           <w:szCs w:val="24"/>
         </w:rPr>
-        <w:t xml:space="preserve">. The magnesium case involves genuine treatment-effect heterogeneity across thrombolysis eras, which Module K identifies but cannot fully explain. Finally, adoption by guideline groups will require institutional change beyond the method itself.</w:t>
+        <w:t xml:space="preserve">.</w:t>
+      </w:r>
+    </w:p>
+    <w:p xmlns:a="http://schemas.openxmlformats.org/drawingml/2006/main" xmlns:pic="http://schemas.openxmlformats.org/drawingml/2006/picture">
+      <w:pPr>
+        <w:pStyle w:val="List Bullet"/>
+        <w:spacing w:line="480" w:lineRule="auto" w:after="120"/>
+      </w:pPr>
+      <w:r>
+        <w:rPr>
+          <w:rFonts w:ascii="Times New Roman" w:hAnsi="Times New Roman" w:cs="Times New Roman" w:eastAsia="Times New Roman"/>
+          <w:sz w:val="24"/>
+          <w:szCs w:val="24"/>
+        </w:rPr>
+        <w:t xml:space="preserve">The magnesium case involves genuine treatment-effect heterogeneity across thrombolysis eras, which Module K identifies but cannot fully explain.</w:t>
+      </w:r>
+    </w:p>
+    <w:p xmlns:a="http://schemas.openxmlformats.org/drawingml/2006/main" xmlns:pic="http://schemas.openxmlformats.org/drawingml/2006/picture">
+      <w:pPr>
+        <w:pStyle w:val="List Bullet"/>
+        <w:spacing w:line="480" w:lineRule="auto" w:after="120"/>
+      </w:pPr>
+      <w:r>
+        <w:rPr>
+          <w:rFonts w:ascii="Times New Roman" w:hAnsi="Times New Roman" w:cs="Times New Roman" w:eastAsia="Times New Roman"/>
+          <w:sz w:val="24"/>
+          <w:szCs w:val="24"/>
+        </w:rPr>
+        <w:t xml:space="preserve">Finally, adoption by guideline groups will require institutional change beyond the method itself.</w:t>
       </w:r>
     </w:p>
     <w:p>
@@ -5342,7 +5703,7 @@
           <w:sz w:val="24"/>
           <w:szCs w:val="24"/>
         </w:rPr>
-        <w:t xml:space="preserve">The KOTHA Framework (Knowledge-driven Observational-Trial Harmonization Approach) addresses structural information loss in RCT meta-analyses through counterfactual power simulation, hierarchical Bayesian evidence integration, and structured GRADE-compatible interpretation. Empirical application to magnesium in AMI and statins in heart failure demonstrates that the framework can identify enrollment-driven event dilution, quantify its impact on statistical power, and produce more nuanced evidence assessments than standard approaches.</w:t>
+        <w:t xml:space="preserve">The KOTHA Framework (Knowledge-driven Observational-Trial Harmonization Approach) addresses structural information loss in RCT meta-analyses through counterfactual power simulation, hierarchical Bayesian evidence integration, and structured GRADE-compatible interpretation. Empirical application to magnesium in AMI and statins in heart failure demonstrates that the framework can identify enrollment-driven event dilution, quantify its impact on statistical power, and produce more nuanced evidence assessments than standard approaches. By translating these diagnostics into prespecified sample size, eligibility, enrichment, and endpoint decisions, KOTHA offers a reproducible design aid for future clinical trials.</w:t>
       </w:r>
     </w:p>
     <w:p>
@@ -5496,7 +5857,7 @@
           <w:sz w:val="24"/>
           <w:szCs w:val="24"/>
         </w:rPr>
-        <w:t xml:space="preserve">The authors declare that they have no competing interests.</w:t>
+        <w:t xml:space="preserve">[To be determined]</w:t>
       </w:r>
     </w:p>
     <w:p>
@@ -5603,7 +5964,7 @@
           <w:rFonts w:ascii="Times New Roman" w:hAnsi="Times New Roman"/>
           <w:sz w:val="20"/>
         </w:rPr>
-        <w:t>1. Guyatt GH, Oxman AD, Vist GE, et al. GRADE: an emerging consensus on rating quality of evidence and strength of recommendations. BMJ. 2008;336(7650):924-6.</w:t>
+        <w:t>1. Guyatt GH, Oxman AD, Vist GE, et al. GRADE: an emerging consensus on rating quality of evidence and strength of recommendations. BMJ 2008; 336(7650): 924-6.</w:t>
       </w:r>
     </w:p>
     <w:p>
@@ -5612,7 +5973,7 @@
           <w:rFonts w:ascii="Times New Roman" w:hAnsi="Times New Roman"/>
           <w:sz w:val="20"/>
         </w:rPr>
-        <w:t>2. Concato J, Shah N, Horwitz RI. Randomized, controlled trials, observational studies, and the hierarchy of research designs. N. Engl. J. Med. 2000;342(25):1887-92.</w:t>
+        <w:t>2. Concato J, Shah N and Horwitz RI. Randomized, controlled trials, observational studies, and the hierarchy of research designs. N Engl J Med 2000; 342(25): 1887-92.</w:t>
       </w:r>
     </w:p>
     <w:p>
@@ -5621,7 +5982,7 @@
           <w:rFonts w:ascii="Times New Roman" w:hAnsi="Times New Roman"/>
           <w:sz w:val="20"/>
         </w:rPr>
-        <w:t>3. Anglemyer A, Horvath HT, Bero L. Healthcare outcomes assessed with observational study designs compared with those assessed in randomized trials. Cochrane Database Syst. Rev. 2014;(4):MR000034.</w:t>
+        <w:t>3. Anglemyer A, Horvath HT and Bero L. Healthcare outcomes assessed with observational study designs compared with those assessed in randomized trials. Cochrane Database Syst Rev 2014; (4): MR000034.</w:t>
       </w:r>
     </w:p>
     <w:p>
@@ -5630,7 +5991,7 @@
           <w:rFonts w:ascii="Times New Roman" w:hAnsi="Times New Roman"/>
           <w:sz w:val="20"/>
         </w:rPr>
-        <w:t>4. Kennedy-Martin T, Curtis S, Faries D, et al. A literature review on the representativeness of randomized controlled trial samples and implications for the external validity of trial results. Trials. 2015;16:495.</w:t>
+        <w:t>4. Kennedy-Martin T, Curtis S, Faries D, et al. A literature review on the representativeness of randomized controlled trial samples and implications for the external validity of trial results. Trials 2015; 16: 495.</w:t>
       </w:r>
     </w:p>
     <w:p>
@@ -5639,7 +6000,7 @@
           <w:rFonts w:ascii="Times New Roman" w:hAnsi="Times New Roman"/>
           <w:sz w:val="20"/>
         </w:rPr>
-        <w:t>5. Rothwell PM. External validity of randomised controlled trials: "to whom do the results of this trial apply?" Lancet. 2005;365(9453):82-93.</w:t>
+        <w:t>5. Rothwell PM. External validity of randomised controlled trials: "to whom do the results of this trial apply?" Lancet 2005; 365(9453): 82-93.</w:t>
       </w:r>
     </w:p>
     <w:p>
@@ -5648,7 +6009,7 @@
           <w:rFonts w:ascii="Times New Roman" w:hAnsi="Times New Roman"/>
           <w:sz w:val="20"/>
         </w:rPr>
-        <w:t>6. Pogue JM, Yusuf S. Cumulating evidence from randomized trials: utilizing sequential monitoring boundaries for cumulative meta-analysis. Control. Clin. Trials. 1997;18(6):580-93.</w:t>
+        <w:t>6. Pogue JM and Yusuf S. Cumulating evidence from randomized trials: utilizing sequential monitoring boundaries for cumulative meta-analysis. Control Clin Trials 1997; 18(6): 580-93.</w:t>
       </w:r>
     </w:p>
     <w:p>
@@ -5657,7 +6018,7 @@
           <w:rFonts w:ascii="Times New Roman" w:hAnsi="Times New Roman"/>
           <w:sz w:val="20"/>
         </w:rPr>
-        <w:t>7. Wetterslev J, Thorlund K, Brok J, et al. Estimating required information size by quantifying diversity in random-effects model meta-analyses. BMC Med. Res. Methodol. 2009;9:86.</w:t>
+        <w:t>7. Wetterslev J, Thorlund K, Brok J, et al. Estimating required information size by quantifying diversity in random-effects model meta-analyses. BMC Med Res Methodol 2009; 9: 86.</w:t>
       </w:r>
     </w:p>
     <w:p>
@@ -5666,7 +6027,7 @@
           <w:rFonts w:ascii="Times New Roman" w:hAnsi="Times New Roman"/>
           <w:sz w:val="20"/>
         </w:rPr>
-        <w:t>8. Brok J, Thorlund K, Gluud C, et al. Trial sequential analysis reveals insufficient information size and potentially false positive results in many meta-analyses. J. Clin. Epidemiol. 2008;61(8):763-9.</w:t>
+        <w:t>8. Brok J, Thorlund K, Gluud C, et al. Trial sequential analysis reveals insufficient information size and potentially false positive results in many meta-analyses. J Clin Epidemiol 2008; 61(8): 763-9.</w:t>
       </w:r>
     </w:p>
     <w:p>
@@ -5684,7 +6045,7 @@
           <w:rFonts w:ascii="Times New Roman" w:hAnsi="Times New Roman"/>
           <w:sz w:val="20"/>
         </w:rPr>
-        <w:t>10. Morris TP, White IR, Crowther MJ. Using simulation studies to evaluate statistical methods. Stat. Med. 2019;38(11):2074-102.</w:t>
+        <w:t>10. Morris TP, White IR and Crowther MJ. Using simulation studies to evaluate statistical methods. Stat Med 2019; 38(11): 2074-102.</w:t>
       </w:r>
     </w:p>
     <w:p>
@@ -5693,7 +6054,7 @@
           <w:rFonts w:ascii="Times New Roman" w:hAnsi="Times New Roman"/>
           <w:sz w:val="20"/>
         </w:rPr>
-        <w:t>11. Schoenfeld DA. Sample-size formula for the proportional-hazards regression model. Biometrics. 1983;39(2):499-503.</w:t>
+        <w:t>11. Schoenfeld DA. Sample-size formula for the proportional-hazards regression model. Biometrics 1983; 39(2): 499-503.</w:t>
       </w:r>
     </w:p>
     <w:p>
@@ -5702,7 +6063,7 @@
           <w:rFonts w:ascii="Times New Roman" w:hAnsi="Times New Roman"/>
           <w:sz w:val="20"/>
         </w:rPr>
-        <w:t>12. Ibrahim JG, Chen MH. Power prior distributions for regression models. Stat. Sci. 2000;15(1):46-60.</w:t>
+        <w:t>12. Ibrahim JG and Chen MH. Power prior distributions for regression models. Stat Sci 2000; 15(1): 46-60.</w:t>
       </w:r>
     </w:p>
     <w:p>
@@ -5711,7 +6072,7 @@
           <w:rFonts w:ascii="Times New Roman" w:hAnsi="Times New Roman"/>
           <w:sz w:val="20"/>
         </w:rPr>
-        <w:t>13. McCaw ZR, Yin G, Wei LJ. Using the restricted mean survival time difference as an alternative to the hazard ratio for analyzing clinical cardiovascular studies. Circulation. 2019;140(17):1366-8. doi:10.1161/CIRCULATIONAHA.119.040680.</w:t>
+        <w:t>13. McCaw ZR, Yin G and Wei LJ. Using the restricted mean survival time difference as an alternative to the hazard ratio for analyzing clinical cardiovascular studies. Circulation 2019; 140(17): 1366-8. doi:10.1161/CIRCULATIONAHA.119.040680.</w:t>
       </w:r>
     </w:p>
     <w:p>
@@ -5720,7 +6081,7 @@
           <w:rFonts w:ascii="Times New Roman" w:hAnsi="Times New Roman"/>
           <w:sz w:val="20"/>
         </w:rPr>
-        <w:t>14. Boyd AP, Kittelson JM, Gillen DL. Estimation of treatment effect under non-proportional hazards and conditionally independent censoring. Stat. Med. 2012;31(28):3504-15. doi:10.1002/sim.5440.</w:t>
+        <w:t>14. Boyd AP, Kittelson JM and Gillen DL. Estimation of treatment effect under non-proportional hazards and conditionally independent censoring. Stat Med 2012; 31(28): 3504-15. doi:10.1002/sim.5440.</w:t>
       </w:r>
     </w:p>
     <w:p>
@@ -5729,7 +6090,7 @@
           <w:rFonts w:ascii="Times New Roman" w:hAnsi="Times New Roman"/>
           <w:sz w:val="20"/>
         </w:rPr>
-        <w:t>15. Sherry AD, Msaouel P, Kupferman GS, et al. Evidence-based prior for estimating the treatment effect of phase III randomized trials in oncology. JCO Precis. Oncol. 2024;8:e2400363. doi:10.1200/PO.24.00363.</w:t>
+        <w:t>15. Sherry AD, Msaouel P, Kupferman GS, et al. Evidence-based prior for estimating the treatment effect of phase III randomized trials in oncology. JCO Precis Oncol 2024; 8: e2400363. doi:10.1200/PO.24.00363.</w:t>
       </w:r>
     </w:p>
     <w:p>
@@ -5738,7 +6099,7 @@
           <w:rFonts w:ascii="Times New Roman" w:hAnsi="Times New Roman"/>
           <w:sz w:val="20"/>
         </w:rPr>
-        <w:t>16. Foreman-Mackey D, Hogg DW, Lang D, et al. emcee: the MCMC hammer. Publ. Astron. Soc. Pac. 2013;125(925):306-12.</w:t>
+        <w:t>16. Foreman-Mackey D, Hogg DW, Lang D, et al. emcee: the MCMC hammer. Publ Astron Soc Pac 2013; 125(925): 306-12.</w:t>
       </w:r>
     </w:p>
     <w:p>
@@ -5747,7 +6108,7 @@
           <w:rFonts w:ascii="Times New Roman" w:hAnsi="Times New Roman"/>
           <w:sz w:val="20"/>
         </w:rPr>
-        <w:t>17. Teo KK, Yusuf S, Collins R, et al. Effects of intravenous magnesium in suspected acute myocardial infarction: overview of randomised trials. BMJ. 1991;303(6816):1499-503.</w:t>
+        <w:t>17. Teo KK, Yusuf S, Collins R, et al. Effects of intravenous magnesium in suspected acute myocardial infarction: overview of randomised trials. BMJ 1991; 303(6816): 1499-503.</w:t>
       </w:r>
     </w:p>
     <w:p>
@@ -5756,7 +6117,7 @@
           <w:rFonts w:ascii="Times New Roman" w:hAnsi="Times New Roman"/>
           <w:sz w:val="20"/>
         </w:rPr>
-        <w:t>18. Li J, Zhang Q, Zhang M, et al. Intravenous magnesium for acute myocardial infarction. Cochrane Database Syst. Rev. 2007;(2):CD002755.</w:t>
+        <w:t>18. Li J, Zhang Q, Zhang M, et al. Intravenous magnesium for acute myocardial infarction. Cochrane Database Syst Rev 2007; (2): CD002755.</w:t>
       </w:r>
     </w:p>
     <w:p>
@@ -5765,7 +6126,7 @@
           <w:rFonts w:ascii="Times New Roman" w:hAnsi="Times New Roman"/>
           <w:sz w:val="20"/>
         </w:rPr>
-        <w:t>19. Anker SD, Clark AL, Winkler R, et al. Statin use and survival in patients with chronic heart failure -- results from two observational studies with 5200 patients. Int. J. Cardiol. 2006;112(2):234-42.</w:t>
+        <w:t>19. Anker SD, Clark AL, Winkler R, et al. Statin use and survival in patients with chronic heart failure -- results from two observational studies with 5200 patients. Int J Cardiol 2006; 112(2): 234-42.</w:t>
       </w:r>
     </w:p>
     <w:p>
@@ -5774,7 +6135,7 @@
           <w:rFonts w:ascii="Times New Roman" w:hAnsi="Times New Roman"/>
           <w:sz w:val="20"/>
         </w:rPr>
-        <w:t>20. Mozaffarian D, Nye R, Levy WC. Statin therapy is associated with lower mortality among patients with severe heart failure. Am. J. Cardiol. 2004;93(9):1124-9.</w:t>
+        <w:t>20. Mozaffarian D, Nye R and Levy WC. Statin therapy is associated with lower mortality among patients with severe heart failure. Am J Cardiol 2004; 93(9): 1124-9.</w:t>
       </w:r>
     </w:p>
     <w:p>
@@ -5783,7 +6144,7 @@
           <w:rFonts w:ascii="Times New Roman" w:hAnsi="Times New Roman"/>
           <w:sz w:val="20"/>
         </w:rPr>
-        <w:t>21. Horwich TB, MacLellan WR, Fonarow GC. Statin therapy is associated with improved survival in ischemic and non-ischemic heart failure. J. Am. Coll. Cardiol. 2004;43(4):642-8.</w:t>
+        <w:t>21. Horwich TB, MacLellan WR and Fonarow GC. Statin therapy is associated with improved survival in ischemic and non-ischemic heart failure. J Am Coll Cardiol 2004; 43(4): 642-8.</w:t>
       </w:r>
     </w:p>
     <w:p>
@@ -5792,7 +6153,7 @@
           <w:rFonts w:ascii="Times New Roman" w:hAnsi="Times New Roman"/>
           <w:sz w:val="20"/>
         </w:rPr>
-        <w:t>22. Go AS, Lee WY, Yang J, et al. Statin therapy and risks for death and hospitalization in chronic heart failure. JAMA. 2006;296(17):2105-11.</w:t>
+        <w:t>22. Go AS, Lee WY, Yang J, et al. Statin therapy and risks for death and hospitalization in chronic heart failure. JAMA 2006; 296(17): 2105-11.</w:t>
       </w:r>
     </w:p>
     <w:p>
@@ -5801,7 +6162,7 @@
           <w:rFonts w:ascii="Times New Roman" w:hAnsi="Times New Roman"/>
           <w:sz w:val="20"/>
         </w:rPr>
-        <w:t>23. Foody JM, Shah R, Galusha D, et al. Statins and mortality among elderly patients hospitalized with heart failure. Circulation. 2006;113(8):1086-92.</w:t>
+        <w:t>23. Foody JM, Shah R, Galusha D, et al. Statins and mortality among elderly patients hospitalized with heart failure. Circulation 2006; 113(8): 1086-92.</w:t>
       </w:r>
     </w:p>
     <w:p>
@@ -5810,7 +6171,7 @@
           <w:rFonts w:ascii="Times New Roman" w:hAnsi="Times New Roman"/>
           <w:sz w:val="20"/>
         </w:rPr>
-        <w:t>24. Kjekshus J, Apetrei E, Barrios V, et al. Rosuvastatin in older patients with systolic heart failure. N. Engl. J. Med. 2007;357(22):2248-61.</w:t>
+        <w:t>24. Kjekshus J, Apetrei E, Barrios V, et al. Rosuvastatin in older patients with systolic heart failure. N Engl J Med 2007; 357(22): 2248-61.</w:t>
       </w:r>
     </w:p>
     <w:p>
@@ -5819,7 +6180,7 @@
           <w:rFonts w:ascii="Times New Roman" w:hAnsi="Times New Roman"/>
           <w:sz w:val="20"/>
         </w:rPr>
-        <w:t>25. GISSI-HF Investigators. Effect of rosuvastatin in patients with chronic heart failure (the GISSI-HF trial): a randomised, double-blind, placebo-controlled trial. Lancet. 2008;372(9645):1231-9.</w:t>
+        <w:t>25. GISSI-HF Investigators. Effect of rosuvastatin in patients with chronic heart failure (the GISSI-HF trial): a randomised, double-blind, placebo-controlled trial. Lancet 2008; 372(9645): 1231-9.</w:t>
       </w:r>
     </w:p>
     <w:p>
@@ -5828,7 +6189,7 @@
           <w:rFonts w:ascii="Times New Roman" w:hAnsi="Times New Roman"/>
           <w:sz w:val="20"/>
         </w:rPr>
-        <w:t>26. DerSimonian R, Laird N. Meta-analysis in clinical trials. Control. Clin. Trials. 1986;7(3):177-88.</w:t>
+        <w:t>26. DerSimonian R and Laird N. Meta-analysis in clinical trials. Control Clin Trials 1986; 7(3): 177-88.</w:t>
       </w:r>
     </w:p>
     <w:p>
@@ -5837,7 +6198,7 @@
           <w:rFonts w:ascii="Times New Roman" w:hAnsi="Times New Roman"/>
           <w:sz w:val="20"/>
         </w:rPr>
-        <w:t>27. Hernan MA, Robins JM. Using big data to emulate a target trial when a randomized trial is not available. Am. J. Epidemiol. 2016;183(8):758-64.</w:t>
+        <w:t>27. Hernan MA and Robins JM. Using big data to emulate a target trial when a randomized trial is not available. Am J Epidemiol 2016; 183(8): 758-64.</w:t>
       </w:r>
     </w:p>
     <w:p>
@@ -5846,7 +6207,7 @@
           <w:rFonts w:ascii="Times New Roman" w:hAnsi="Times New Roman"/>
           <w:sz w:val="20"/>
         </w:rPr>
-        <w:t>28. Hernan MA, Wang W, Leaf DE. Target trial emulation: a framework for causal inference from observational data. JAMA. 2022;328(24):2446-7.</w:t>
+        <w:t>28. Hernan MA, Wang W and Leaf DE. Target trial emulation: a framework for causal inference from observational data. JAMA 2022; 328(24): 2446-7.</w:t>
       </w:r>
     </w:p>
     <w:p>
@@ -5855,7 +6216,7 @@
           <w:rFonts w:ascii="Times New Roman" w:hAnsi="Times New Roman"/>
           <w:sz w:val="20"/>
         </w:rPr>
-        <w:t>29. Schmidli H, Gsteiger S, Roychoudhury S, et al. Robust meta-analytic-predictive priors in clinical trials with historical control information. Biometrics. 2014;70(4):1023-32.</w:t>
+        <w:t>29. Schmidli H, Gsteiger S, Roychoudhury S, et al. Robust meta-analytic-predictive priors in clinical trials with historical control information. Biometrics 2014; 70(4): 1023-32.</w:t>
       </w:r>
     </w:p>
     <w:p>
@@ -5864,7 +6225,7 @@
           <w:rFonts w:ascii="Times New Roman" w:hAnsi="Times New Roman"/>
           <w:sz w:val="20"/>
         </w:rPr>
-        <w:t>30. Verde PE, Ohmann C. Combining randomized and non-randomized evidence in clinical research: a review of methods and applications. Res. Synth. Methods. 2015;6(1):45-62.</w:t>
+        <w:t>30. Verde PE and Ohmann C. Combining randomized and non-randomized evidence in clinical research: a review of methods and applications. Res Synth Methods 2015; 6(1): 45-62.</w:t>
       </w:r>
     </w:p>
     <w:p>
@@ -5873,7 +6234,7 @@
           <w:rFonts w:ascii="Times New Roman" w:hAnsi="Times New Roman"/>
           <w:sz w:val="20"/>
         </w:rPr>
-        <w:t>31. Efthimiou O, Mavridis D, Debray TPA, et al. Combining randomized and non-randomized evidence in network meta-analysis. Stat. Med. 2017;36(8):1210-26.</w:t>
+        <w:t>31. Efthimiou O, Mavridis D, Debray TPA, et al. Combining randomized and non-randomized evidence in network meta-analysis. Stat Med 2017; 36(8): 1210-26.</w:t>
       </w:r>
     </w:p>
     <w:sectPr>

--- a/rct-decomposition/KOTHA_Framework_ClinicalTrials.docx
+++ b/rct-decomposition/KOTHA_Framework_ClinicalTrials.docx
@@ -88,7 +88,7 @@
           <w:i w:val="0"/>
           <w:sz w:val="24"/>
         </w:rPr>
-        <w:t>Word count: 2687</w:t>
+        <w:t>Word count: 2691</w:t>
       </w:r>
     </w:p>
     <w:p>
@@ -228,7 +228,7 @@
           <w:sz w:val="24"/>
           <w:szCs w:val="24"/>
         </w:rPr>
-        <w:t xml:space="preserve">= 62%. In the statins case, observational hazard ratio (HR) was 0.72 (0.64-0.80) versus RCT HR 0.97 (0.90-1.05), with an event-rate ratio of 0.51. Bayesian integration (α = 0.3) yielded OR 0.74 (CrI 0.25-1.43), P(OR &lt; 1) = 80.7% for magnesium and HR 0.85 (0.55-1.24), P(HR &lt; 1) = 86.5% for statins; both probabilities remained below conventional decision thresholds, leaving conclusions uncertain.</w:t>
+        <w:t xml:space="preserve">= 62%. In the statins case, observational hazard ratio (HR) was 0.72 (0.64-0.80) versus RCT HR 0.97 (0.90-1.05), with an event-rate ratio of 0.51. Bayesian integration (alpha = 0.3) yielded OR 0.74 (CrI 0.25-1.43), P(OR &lt; 1) = 80.7% for magnesium and HR 0.85 (0.55-1.24), P(HR &lt; 1) = 86.5% for statins; both probabilities remained below conventional decision thresholds, leaving conclusions uncertain.</w:t>
       </w:r>
     </w:p>
     <w:p xmlns:a="http://schemas.openxmlformats.org/drawingml/2006/main" xmlns:pic="http://schemas.openxmlformats.org/drawingml/2006/picture">
@@ -252,95 +252,7 @@
           <w:sz w:val="24"/>
           <w:szCs w:val="24"/>
         </w:rPr>
-        <w:t xml:space="preserve">: KOTHA distinguishes</w:t>
-      </w:r>
-      <w:r>
-        <w:rPr>
-          <w:rFonts w:ascii="Times New Roman" w:hAnsi="Times New Roman" w:cs="Times New Roman" w:eastAsia="Times New Roman"/>
-          <w:sz w:val="24"/>
-          <w:szCs w:val="24"/>
-        </w:rPr>
-        <w:t xml:space="preserve"> </w:t>
-      </w:r>
-      <w:r>
-        <w:rPr>
-          <w:rFonts w:ascii="Times New Roman" w:hAnsi="Times New Roman" w:cs="Times New Roman" w:eastAsia="Times New Roman"/>
-          <w:sz w:val="24"/>
-          <w:szCs w:val="24"/>
-        </w:rPr>
-        <w:t xml:space="preserve">“</w:t>
-      </w:r>
-      <w:r>
-        <w:rPr>
-          <w:rFonts w:ascii="Times New Roman" w:hAnsi="Times New Roman" w:cs="Times New Roman" w:eastAsia="Times New Roman"/>
-          <w:sz w:val="24"/>
-          <w:szCs w:val="24"/>
-        </w:rPr>
-        <w:t xml:space="preserve">evidence of no effect</w:t>
-      </w:r>
-      <w:r>
-        <w:rPr>
-          <w:rFonts w:ascii="Times New Roman" w:hAnsi="Times New Roman" w:cs="Times New Roman" w:eastAsia="Times New Roman"/>
-          <w:sz w:val="24"/>
-          <w:szCs w:val="24"/>
-        </w:rPr>
-        <w:t xml:space="preserve">”</w:t>
-      </w:r>
-      <w:r>
-        <w:rPr>
-          <w:rFonts w:ascii="Times New Roman" w:hAnsi="Times New Roman" w:cs="Times New Roman" w:eastAsia="Times New Roman"/>
-          <w:sz w:val="24"/>
-          <w:szCs w:val="24"/>
-        </w:rPr>
-        <w:t xml:space="preserve"> </w:t>
-      </w:r>
-      <w:r>
-        <w:rPr>
-          <w:rFonts w:ascii="Times New Roman" w:hAnsi="Times New Roman" w:cs="Times New Roman" w:eastAsia="Times New Roman"/>
-          <w:sz w:val="24"/>
-          <w:szCs w:val="24"/>
-        </w:rPr>
-        <w:t xml:space="preserve">from</w:t>
-      </w:r>
-      <w:r>
-        <w:rPr>
-          <w:rFonts w:ascii="Times New Roman" w:hAnsi="Times New Roman" w:cs="Times New Roman" w:eastAsia="Times New Roman"/>
-          <w:sz w:val="24"/>
-          <w:szCs w:val="24"/>
-        </w:rPr>
-        <w:t xml:space="preserve"> </w:t>
-      </w:r>
-      <w:r>
-        <w:rPr>
-          <w:rFonts w:ascii="Times New Roman" w:hAnsi="Times New Roman" w:cs="Times New Roman" w:eastAsia="Times New Roman"/>
-          <w:sz w:val="24"/>
-          <w:szCs w:val="24"/>
-        </w:rPr>
-        <w:t xml:space="preserve">“</w:t>
-      </w:r>
-      <w:r>
-        <w:rPr>
-          <w:rFonts w:ascii="Times New Roman" w:hAnsi="Times New Roman" w:cs="Times New Roman" w:eastAsia="Times New Roman"/>
-          <w:sz w:val="24"/>
-          <w:szCs w:val="24"/>
-        </w:rPr>
-        <w:t xml:space="preserve">no evidence of effect</w:t>
-      </w:r>
-      <w:r>
-        <w:rPr>
-          <w:rFonts w:ascii="Times New Roman" w:hAnsi="Times New Roman" w:cs="Times New Roman" w:eastAsia="Times New Roman"/>
-          <w:sz w:val="24"/>
-          <w:szCs w:val="24"/>
-        </w:rPr>
-        <w:t xml:space="preserve">”</w:t>
-      </w:r>
-      <w:r>
-        <w:rPr>
-          <w:rFonts w:ascii="Times New Roman" w:hAnsi="Times New Roman" w:cs="Times New Roman" w:eastAsia="Times New Roman"/>
-          <w:sz w:val="24"/>
-          <w:szCs w:val="24"/>
-        </w:rPr>
-        <w:t xml:space="preserve">. Module H classified magnesium as inconclusive with serious inconsistency (heterogeneity), and statins as inconclusive with serious indirectness.</w:t>
+        <w:t xml:space="preserve">: KOTHA distinguishes "evidence of no effect" from "no evidence of effect". Module H classified magnesium as inconclusive with serious inconsistency (heterogeneity), and statins as inconclusive with serious indirectness.</w:t>
       </w:r>
     </w:p>
     <w:p xmlns:a="http://schemas.openxmlformats.org/drawingml/2006/main" xmlns:pic="http://schemas.openxmlformats.org/drawingml/2006/picture">
@@ -784,7 +696,7 @@
           <w:sz w:val="24"/>
           <w:szCs w:val="24"/>
         </w:rPr>
-        <w:t xml:space="preserve">, a five-step causal chain: representativeness loss; event concentration in excluded populations; inadequate design compensation; systematic underpowering; and, ultimately, distorted recommendations when</w:t>
+        <w:t xml:space="preserve">, a five-step causal chain: representativeness loss; event concentration in excluded populations; inadequate design compensation; systematic underpowering; and, ultimately, distorted recommendations when "no statistically significant difference" is interpreted as "no effect".</w:t>
       </w:r>
       <w:r>
         <w:rPr>
@@ -792,95 +704,7 @@
           <w:sz w:val="24"/>
           <w:szCs w:val="24"/>
         </w:rPr>
-        <w:t xml:space="preserve"> </w:t>
-      </w:r>
-      <w:r>
-        <w:rPr>
-          <w:rFonts w:ascii="Times New Roman" w:hAnsi="Times New Roman" w:cs="Times New Roman" w:eastAsia="Times New Roman"/>
-          <w:sz w:val="24"/>
-          <w:szCs w:val="24"/>
-        </w:rPr>
-        <w:t xml:space="preserve">“</w:t>
-      </w:r>
-      <w:r>
-        <w:rPr>
-          <w:rFonts w:ascii="Times New Roman" w:hAnsi="Times New Roman" w:cs="Times New Roman" w:eastAsia="Times New Roman"/>
-          <w:sz w:val="24"/>
-          <w:szCs w:val="24"/>
-        </w:rPr>
-        <w:t xml:space="preserve">no statistically significant difference</w:t>
-      </w:r>
-      <w:r>
-        <w:rPr>
-          <w:rFonts w:ascii="Times New Roman" w:hAnsi="Times New Roman" w:cs="Times New Roman" w:eastAsia="Times New Roman"/>
-          <w:sz w:val="24"/>
-          <w:szCs w:val="24"/>
-        </w:rPr>
-        <w:t xml:space="preserve">”</w:t>
-      </w:r>
-      <w:r>
-        <w:rPr>
-          <w:rFonts w:ascii="Times New Roman" w:hAnsi="Times New Roman" w:cs="Times New Roman" w:eastAsia="Times New Roman"/>
-          <w:sz w:val="24"/>
-          <w:szCs w:val="24"/>
-        </w:rPr>
-        <w:t xml:space="preserve"> </w:t>
-      </w:r>
-      <w:r>
-        <w:rPr>
-          <w:rFonts w:ascii="Times New Roman" w:hAnsi="Times New Roman" w:cs="Times New Roman" w:eastAsia="Times New Roman"/>
-          <w:sz w:val="24"/>
-          <w:szCs w:val="24"/>
-        </w:rPr>
-        <w:t xml:space="preserve">is interpreted as</w:t>
-      </w:r>
-      <w:r>
-        <w:rPr>
-          <w:rFonts w:ascii="Times New Roman" w:hAnsi="Times New Roman" w:cs="Times New Roman" w:eastAsia="Times New Roman"/>
-          <w:sz w:val="24"/>
-          <w:szCs w:val="24"/>
-        </w:rPr>
-        <w:t xml:space="preserve"> </w:t>
-      </w:r>
-      <w:r>
-        <w:rPr>
-          <w:rFonts w:ascii="Times New Roman" w:hAnsi="Times New Roman" w:cs="Times New Roman" w:eastAsia="Times New Roman"/>
-          <w:sz w:val="24"/>
-          <w:szCs w:val="24"/>
-        </w:rPr>
-        <w:t xml:space="preserve">“</w:t>
-      </w:r>
-      <w:r>
-        <w:rPr>
-          <w:rFonts w:ascii="Times New Roman" w:hAnsi="Times New Roman" w:cs="Times New Roman" w:eastAsia="Times New Roman"/>
-          <w:sz w:val="24"/>
-          <w:szCs w:val="24"/>
-        </w:rPr>
-        <w:t xml:space="preserve">no effect</w:t>
-      </w:r>
-      <w:r>
-        <w:rPr>
-          <w:rFonts w:ascii="Times New Roman" w:hAnsi="Times New Roman" w:cs="Times New Roman" w:eastAsia="Times New Roman"/>
-          <w:sz w:val="24"/>
-          <w:szCs w:val="24"/>
-        </w:rPr>
-        <w:t xml:space="preserve">”</w:t>
-      </w:r>
-      <w:r>
-        <w:rPr>
-          <w:rFonts w:ascii="Times New Roman" w:hAnsi="Times New Roman" w:cs="Times New Roman" w:eastAsia="Times New Roman"/>
-          <w:sz w:val="24"/>
-          <w:szCs w:val="24"/>
-        </w:rPr>
-        <w:t xml:space="preserve">.</w:t>
-      </w:r>
-      <w:r>
-        <w:rPr>
-          <w:rFonts w:ascii="Times New Roman" w:hAnsi="Times New Roman" w:cs="Times New Roman" w:eastAsia="Times New Roman"/>
-          <w:sz w:val="24"/>
-          <w:szCs w:val="24"/>
-        </w:rPr>
-        <w:t xml:space="preserve">An alternative, structural explanation deserves systematic attention. RCT enrollment criteria, consent processes, and site selection progressively restrict the study population </w:t>
+        <w:t xml:space="preserve">An alternative structural explanation deserves systematic attention. RCT enrollment criteria, consent processes, and site selection progressively restrict the study population </w:t>
       </w:r>
       <w:r>
         <w:rPr>
@@ -897,7 +721,7 @@
           <w:sz w:val="24"/>
           <w:szCs w:val="24"/>
         </w:rPr>
-        <w:t xml:space="preserve">. Because clinical events are concentrated in the highest-risk patients—those with comorbidities, advanced disease, or organ dysfunction—their exclusion lowers event rates in the enrolled cohort. If trial protocols do not compensate by increasing sample size, extending follow-up, or enriching high-risk enrollment, the resulting evidence base can become informationally insufficient. We term this phenomenon</w:t>
+        <w:t xml:space="preserve">. Because clinical events are concentrated in the highest-risk patients---those with comorbidities, advanced disease, or organ dysfunction---their exclusion lowers event rates in the enrolled cohort. If trial protocols do not compensate by increasing sample size, extending follow-up, or enriching high-risk enrollment, the resulting evidence base can become informationally insufficient. We call this phenomenon</w:t>
       </w:r>
     </w:p>
     <w:p xmlns:a="http://schemas.openxmlformats.org/drawingml/2006/main" xmlns:pic="http://schemas.openxmlformats.org/drawingml/2006/picture">
@@ -945,7 +769,7 @@
           <w:sz w:val="24"/>
           <w:szCs w:val="24"/>
         </w:rPr>
-        <w:t xml:space="preserve">. However, these tools are underused in guideline development, and neither directly quantifies the information loss attributable to enrollment-driven risk-profile shifts.</w:t>
+        <w:t xml:space="preserve">. However, these tools are underused in guideline development, and neither directly quantifies the information loss resulting from enrollment-driven risk-profile shifts.</w:t>
       </w:r>
     </w:p>
     <w:p xmlns:a="http://schemas.openxmlformats.org/drawingml/2006/main" xmlns:pic="http://schemas.openxmlformats.org/drawingml/2006/picture">
@@ -959,7 +783,7 @@
           <w:sz w:val="24"/>
           <w:szCs w:val="24"/>
         </w:rPr>
-        <w:t xml:space="preserve">A number of trial design strategies can mitigate event dilution (Supplementary Table S1), including stratified randomization, prognostic enrichment, event-driven designs, adaptive sample-size re-estimation, and pragmatic or registry-based trials. Existing approaches address these issues separately; to our knowledge, no widely adopted framework tightly links prospective power assessment, retrospective diagnostic evaluation, and structured evidence interpretation in a single reproducible workflow for completed or planned RCTs.</w:t>
+        <w:t xml:space="preserve">Several trial design strategies can mitigate event dilution (Supplementary Table S1), including stratified randomization, prognostic enrichment, event-driven designs, adaptive sample-size re-estimation, and pragmatic or registry-based trials. Existing approaches address these issues separately; to our knowledge, no widely adopted framework tightly links prospective power assessment, retrospective diagnostic evaluation, and structured evidence interpretation in a single reproducible workflow for completed or planned RCTs.</w:t>
       </w:r>
     </w:p>
     <w:p xmlns:a="http://schemas.openxmlformats.org/drawingml/2006/main" xmlns:pic="http://schemas.openxmlformats.org/drawingml/2006/picture">
@@ -2563,118 +2387,6 @@
           <w:sz w:val="24"/>
           <w:szCs w:val="24"/>
         </w:rPr>
-        <w:t xml:space="preserve"> </w:t>
-      </w:r>
-      <w:r>
-        <w:rPr>
-          <w:rFonts w:ascii="Times New Roman" w:hAnsi="Times New Roman" w:cs="Times New Roman" w:eastAsia="Times New Roman"/>
-          <w:sz w:val="24"/>
-          <w:szCs w:val="24"/>
-        </w:rPr>
-        <w:t xml:space="preserve">“</w:t>
-      </w:r>
-      <w:r>
-        <w:rPr>
-          <w:rFonts w:ascii="Times New Roman" w:hAnsi="Times New Roman" w:cs="Times New Roman" w:eastAsia="Times New Roman"/>
-          <w:sz w:val="24"/>
-          <w:szCs w:val="24"/>
-        </w:rPr>
-        <w:t xml:space="preserve">evidence of effect,</w:t>
-      </w:r>
-      <w:r>
-        <w:rPr>
-          <w:rFonts w:ascii="Times New Roman" w:hAnsi="Times New Roman" w:cs="Times New Roman" w:eastAsia="Times New Roman"/>
-          <w:sz w:val="24"/>
-          <w:szCs w:val="24"/>
-        </w:rPr>
-        <w:t xml:space="preserve">”</w:t>
-      </w:r>
-      <w:r>
-        <w:rPr>
-          <w:rFonts w:ascii="Times New Roman" w:hAnsi="Times New Roman" w:cs="Times New Roman" w:eastAsia="Times New Roman"/>
-          <w:sz w:val="24"/>
-          <w:szCs w:val="24"/>
-        </w:rPr>
-        <w:t xml:space="preserve"> </w:t>
-      </w:r>
-      <w:r>
-        <w:rPr>
-          <w:rFonts w:ascii="Times New Roman" w:hAnsi="Times New Roman" w:cs="Times New Roman" w:eastAsia="Times New Roman"/>
-          <w:sz w:val="24"/>
-          <w:szCs w:val="24"/>
-        </w:rPr>
-        <w:t xml:space="preserve">“</w:t>
-      </w:r>
-      <w:r>
-        <w:rPr>
-          <w:rFonts w:ascii="Times New Roman" w:hAnsi="Times New Roman" w:cs="Times New Roman" w:eastAsia="Times New Roman"/>
-          <w:sz w:val="24"/>
-          <w:szCs w:val="24"/>
-        </w:rPr>
-        <w:t xml:space="preserve">evidence of no effect,</w:t>
-      </w:r>
-      <w:r>
-        <w:rPr>
-          <w:rFonts w:ascii="Times New Roman" w:hAnsi="Times New Roman" w:cs="Times New Roman" w:eastAsia="Times New Roman"/>
-          <w:sz w:val="24"/>
-          <w:szCs w:val="24"/>
-        </w:rPr>
-        <w:t xml:space="preserve">”</w:t>
-      </w:r>
-      <w:r>
-        <w:rPr>
-          <w:rFonts w:ascii="Times New Roman" w:hAnsi="Times New Roman" w:cs="Times New Roman" w:eastAsia="Times New Roman"/>
-          <w:sz w:val="24"/>
-          <w:szCs w:val="24"/>
-        </w:rPr>
-        <w:t xml:space="preserve"> </w:t>
-      </w:r>
-      <w:r>
-        <w:rPr>
-          <w:rFonts w:ascii="Times New Roman" w:hAnsi="Times New Roman" w:cs="Times New Roman" w:eastAsia="Times New Roman"/>
-          <w:sz w:val="24"/>
-          <w:szCs w:val="24"/>
-        </w:rPr>
-        <w:t xml:space="preserve">and</w:t>
-      </w:r>
-      <w:r>
-        <w:rPr>
-          <w:rFonts w:ascii="Times New Roman" w:hAnsi="Times New Roman" w:cs="Times New Roman" w:eastAsia="Times New Roman"/>
-          <w:sz w:val="24"/>
-          <w:szCs w:val="24"/>
-        </w:rPr>
-        <w:t xml:space="preserve"> </w:t>
-      </w:r>
-      <w:r>
-        <w:rPr>
-          <w:rFonts w:ascii="Times New Roman" w:hAnsi="Times New Roman" w:cs="Times New Roman" w:eastAsia="Times New Roman"/>
-          <w:sz w:val="24"/>
-          <w:szCs w:val="24"/>
-        </w:rPr>
-        <w:t xml:space="preserve">“</w:t>
-      </w:r>
-      <w:r>
-        <w:rPr>
-          <w:rFonts w:ascii="Times New Roman" w:hAnsi="Times New Roman" w:cs="Times New Roman" w:eastAsia="Times New Roman"/>
-          <w:sz w:val="24"/>
-          <w:szCs w:val="24"/>
-        </w:rPr>
-        <w:t xml:space="preserve">no evidence of effect (inconsistent or indirect).</w:t>
-      </w:r>
-      <w:r>
-        <w:rPr>
-          <w:rFonts w:ascii="Times New Roman" w:hAnsi="Times New Roman" w:cs="Times New Roman" w:eastAsia="Times New Roman"/>
-          <w:sz w:val="24"/>
-          <w:szCs w:val="24"/>
-        </w:rPr>
-        <w:t xml:space="preserve">”</w:t>
-      </w:r>
-      <w:r>
-        <w:rPr>
-          <w:rFonts w:ascii="Times New Roman" w:hAnsi="Times New Roman" w:cs="Times New Roman" w:eastAsia="Times New Roman"/>
-          <w:sz w:val="24"/>
-          <w:szCs w:val="24"/>
-        </w:rPr>
         <w:t xml:space="preserve">Module H maps the outputs of Modules K and T onto the GRADE framework </w:t>
       </w:r>
       <w:r>
@@ -2692,120 +2404,7 @@
           <w:sz w:val="24"/>
           <w:szCs w:val="24"/>
         </w:rPr>
-        <w:t xml:space="preserve">. It includes five assessments (Table 1): information sufficiency (OIS vs observed events), confidence interval interpretation, representativeness (event rate ratio), TSA boundary status, and recommended language. For CI interpretation, we used relative effect boundaries of 0.80 and 1.25 to define clinically important benefit and harm. For representativeness, event-rate ratios below 0.67 or above 1.50 (a ≥50% relative shift) are classified as serious indirectness, and ratios below 0.80 or above 1.25 (a ≥25% relative shift) as moderate indirectness. These thresholds correspond to conventional boundaries for clinically important relative effects. The result is a KOTHA-enhanced certainty rating and recommendation that explicitly distinguishes</w:t>
-      </w:r>
-    </w:p>
-    <w:p>
-      <w:pPr>
-        <w:pStyle w:val="Heading3"/>
-      </w:pPr>
-      <w:r>
-        <w:rPr>
-          <w:rFonts w:ascii="Times New Roman" w:hAnsi="Times New Roman"/>
-          <w:b/>
-          <w:color w:val="000000"/>
-          <w:sz w:val="24"/>
-        </w:rPr>
-        <w:t>Data sources and statistical analysis</w:t>
-      </w:r>
-    </w:p>
-    <w:p xmlns:a="http://schemas.openxmlformats.org/drawingml/2006/main" xmlns:pic="http://schemas.openxmlformats.org/drawingml/2006/picture">
-      <w:pPr>
-        <w:pStyle w:val="Normal"/>
-        <w:spacing w:line="480" w:lineRule="auto" w:after="120"/>
-      </w:pPr>
-      <w:r>
-        <w:rPr>
-          <w:rFonts w:ascii="Times New Roman" w:hAnsi="Times New Roman" w:cs="Times New Roman" w:eastAsia="Times New Roman"/>
-          <w:sz w:val="24"/>
-          <w:szCs w:val="24"/>
-        </w:rPr>
-        <w:t xml:space="preserve">For magnesium in AMI we used study-level event counts extracted from published overviews </w:t>
-      </w:r>
-      <w:r>
-        <w:rPr>
-          <w:rFonts w:ascii="Times New Roman" w:hAnsi="Times New Roman" w:cs="Times New Roman" w:eastAsia="Times New Roman"/>
-          <w:sz w:val="24"/>
-          <w:szCs w:val="24"/>
-          <w:vertAlign w:val="superscript"/>
-        </w:rPr>
-        <w:t xml:space="preserve">17-18</w:t>
-      </w:r>
-      <w:r>
-        <w:rPr>
-          <w:rFonts w:ascii="Times New Roman" w:hAnsi="Times New Roman" w:cs="Times New Roman" w:eastAsia="Times New Roman"/>
-          <w:sz w:val="24"/>
-          <w:szCs w:val="24"/>
-        </w:rPr>
-        <w:t xml:space="preserve">. For statins in heart failure we used aggregate data from five observational cohorts </w:t>
-      </w:r>
-      <w:r>
-        <w:rPr>
-          <w:rFonts w:ascii="Times New Roman" w:hAnsi="Times New Roman" w:cs="Times New Roman" w:eastAsia="Times New Roman"/>
-          <w:sz w:val="24"/>
-          <w:szCs w:val="24"/>
-          <w:vertAlign w:val="superscript"/>
-        </w:rPr>
-        <w:t xml:space="preserve">19-23</w:t>
-      </w:r>
-      <w:r>
-        <w:rPr>
-          <w:rFonts w:ascii="Times New Roman" w:hAnsi="Times New Roman" w:cs="Times New Roman" w:eastAsia="Times New Roman"/>
-          <w:sz w:val="24"/>
-          <w:szCs w:val="24"/>
-        </w:rPr>
-        <w:t xml:space="preserve"> and two RCTs </w:t>
-      </w:r>
-      <w:r>
-        <w:rPr>
-          <w:rFonts w:ascii="Times New Roman" w:hAnsi="Times New Roman" w:cs="Times New Roman" w:eastAsia="Times New Roman"/>
-          <w:sz w:val="24"/>
-          <w:szCs w:val="24"/>
-          <w:vertAlign w:val="superscript"/>
-        </w:rPr>
-        <w:t xml:space="preserve">24-25</w:t>
-      </w:r>
-      <w:r>
-        <w:rPr>
-          <w:rFonts w:ascii="Times New Roman" w:hAnsi="Times New Roman" w:cs="Times New Roman" w:eastAsia="Times New Roman"/>
-          <w:sz w:val="24"/>
-          <w:szCs w:val="24"/>
-        </w:rPr>
-        <w:t xml:space="preserve">. We used DerSimonian-Laird random-effects meta-analysis </w:t>
-      </w:r>
-      <w:r>
-        <w:rPr>
-          <w:rFonts w:ascii="Times New Roman" w:hAnsi="Times New Roman" w:cs="Times New Roman" w:eastAsia="Times New Roman"/>
-          <w:sz w:val="24"/>
-          <w:szCs w:val="24"/>
-          <w:vertAlign w:val="superscript"/>
-        </w:rPr>
-        <w:t xml:space="preserve">26</w:t>
-      </w:r>
-      <w:r>
-        <w:rPr>
-          <w:rFonts w:ascii="Times New Roman" w:hAnsi="Times New Roman" w:cs="Times New Roman" w:eastAsia="Times New Roman"/>
-          <w:sz w:val="24"/>
-          <w:szCs w:val="24"/>
-        </w:rPr>
-        <w:t xml:space="preserve"> and computed 95% confidence intervals. OIS and TSA were calculated using standard formulas </w:t>
-      </w:r>
-      <w:r>
-        <w:rPr>
-          <w:rFonts w:ascii="Times New Roman" w:hAnsi="Times New Roman" w:cs="Times New Roman" w:eastAsia="Times New Roman"/>
-          <w:sz w:val="24"/>
-          <w:szCs w:val="24"/>
-          <w:vertAlign w:val="superscript"/>
-        </w:rPr>
-        <w:t xml:space="preserve">6-9</w:t>
-      </w:r>
-      <w:r>
-        <w:rPr>
-          <w:rFonts w:ascii="Times New Roman" w:hAnsi="Times New Roman" w:cs="Times New Roman" w:eastAsia="Times New Roman"/>
-          <w:sz w:val="24"/>
-          <w:szCs w:val="24"/>
-        </w:rPr>
-        <w:t xml:space="preserve">. All analyses were performed with the Python code in the public repository.</w:t>
+        <w:t xml:space="preserve">. It includes five assessments (Table 1): information sufficiency (OIS vs observed events), confidence interval interpretation, representativeness (event rate ratio), TSA boundary status, and recommended language. For CI interpretation, we used relative effect boundaries of 0.80 and 1.25 to define clinically important benefit and harm. For representativeness, event-rate ratios below 0.67 or above 1.50 (a relative shift of 50% or more) are classified as serious indirectness, and ratios below 0.80 or above 1.25 (a relative shift of 25% or more) as moderate indirectness. These thresholds correspond to conventional boundaries for clinically important relative effects. The result is a KOTHA-enhanced certainty rating and recommendation that explicitly distinguishes "evidence of effect," "evidence of no effect," and "no evidence of effect (inconsistent or indirect).</w:t>
       </w:r>
     </w:p>
     <w:p>
@@ -3287,6 +2886,119 @@
     </w:tbl>
     <w:p>
       <w:pPr>
+        <w:pStyle w:val="Heading3"/>
+      </w:pPr>
+      <w:r>
+        <w:rPr>
+          <w:rFonts w:ascii="Times New Roman" w:hAnsi="Times New Roman"/>
+          <w:b/>
+          <w:color w:val="000000"/>
+          <w:sz w:val="24"/>
+        </w:rPr>
+        <w:t>Data sources and statistical analysis</w:t>
+      </w:r>
+    </w:p>
+    <w:p xmlns:a="http://schemas.openxmlformats.org/drawingml/2006/main" xmlns:pic="http://schemas.openxmlformats.org/drawingml/2006/picture">
+      <w:pPr>
+        <w:pStyle w:val="Normal"/>
+        <w:spacing w:line="480" w:lineRule="auto" w:after="120"/>
+      </w:pPr>
+      <w:r>
+        <w:rPr>
+          <w:rFonts w:ascii="Times New Roman" w:hAnsi="Times New Roman" w:cs="Times New Roman" w:eastAsia="Times New Roman"/>
+          <w:sz w:val="24"/>
+          <w:szCs w:val="24"/>
+        </w:rPr>
+        <w:t xml:space="preserve">For magnesium in AMI we used study-level event counts extracted from published overviews </w:t>
+      </w:r>
+      <w:r>
+        <w:rPr>
+          <w:rFonts w:ascii="Times New Roman" w:hAnsi="Times New Roman" w:cs="Times New Roman" w:eastAsia="Times New Roman"/>
+          <w:sz w:val="24"/>
+          <w:szCs w:val="24"/>
+          <w:vertAlign w:val="superscript"/>
+        </w:rPr>
+        <w:t xml:space="preserve">17-18</w:t>
+      </w:r>
+      <w:r>
+        <w:rPr>
+          <w:rFonts w:ascii="Times New Roman" w:hAnsi="Times New Roman" w:cs="Times New Roman" w:eastAsia="Times New Roman"/>
+          <w:sz w:val="24"/>
+          <w:szCs w:val="24"/>
+        </w:rPr>
+        <w:t xml:space="preserve">. For statins in heart failure we used aggregate data from five observational cohorts </w:t>
+      </w:r>
+      <w:r>
+        <w:rPr>
+          <w:rFonts w:ascii="Times New Roman" w:hAnsi="Times New Roman" w:cs="Times New Roman" w:eastAsia="Times New Roman"/>
+          <w:sz w:val="24"/>
+          <w:szCs w:val="24"/>
+          <w:vertAlign w:val="superscript"/>
+        </w:rPr>
+        <w:t xml:space="preserve">19-23</w:t>
+      </w:r>
+      <w:r>
+        <w:rPr>
+          <w:rFonts w:ascii="Times New Roman" w:hAnsi="Times New Roman" w:cs="Times New Roman" w:eastAsia="Times New Roman"/>
+          <w:sz w:val="24"/>
+          <w:szCs w:val="24"/>
+        </w:rPr>
+        <w:t xml:space="preserve"> and two RCTs </w:t>
+      </w:r>
+      <w:r>
+        <w:rPr>
+          <w:rFonts w:ascii="Times New Roman" w:hAnsi="Times New Roman" w:cs="Times New Roman" w:eastAsia="Times New Roman"/>
+          <w:sz w:val="24"/>
+          <w:szCs w:val="24"/>
+          <w:vertAlign w:val="superscript"/>
+        </w:rPr>
+        <w:t xml:space="preserve">24-25</w:t>
+      </w:r>
+      <w:r>
+        <w:rPr>
+          <w:rFonts w:ascii="Times New Roman" w:hAnsi="Times New Roman" w:cs="Times New Roman" w:eastAsia="Times New Roman"/>
+          <w:sz w:val="24"/>
+          <w:szCs w:val="24"/>
+        </w:rPr>
+        <w:t xml:space="preserve">. We used DerSimonian-Laird random-effects meta-analysis </w:t>
+      </w:r>
+      <w:r>
+        <w:rPr>
+          <w:rFonts w:ascii="Times New Roman" w:hAnsi="Times New Roman" w:cs="Times New Roman" w:eastAsia="Times New Roman"/>
+          <w:sz w:val="24"/>
+          <w:szCs w:val="24"/>
+          <w:vertAlign w:val="superscript"/>
+        </w:rPr>
+        <w:t xml:space="preserve">26</w:t>
+      </w:r>
+      <w:r>
+        <w:rPr>
+          <w:rFonts w:ascii="Times New Roman" w:hAnsi="Times New Roman" w:cs="Times New Roman" w:eastAsia="Times New Roman"/>
+          <w:sz w:val="24"/>
+          <w:szCs w:val="24"/>
+        </w:rPr>
+        <w:t xml:space="preserve"> and computed 95% confidence intervals. OIS and TSA were calculated using standard formulas </w:t>
+      </w:r>
+      <w:r>
+        <w:rPr>
+          <w:rFonts w:ascii="Times New Roman" w:hAnsi="Times New Roman" w:cs="Times New Roman" w:eastAsia="Times New Roman"/>
+          <w:sz w:val="24"/>
+          <w:szCs w:val="24"/>
+          <w:vertAlign w:val="superscript"/>
+        </w:rPr>
+        <w:t xml:space="preserve">6-9</w:t>
+      </w:r>
+      <w:r>
+        <w:rPr>
+          <w:rFonts w:ascii="Times New Roman" w:hAnsi="Times New Roman" w:cs="Times New Roman" w:eastAsia="Times New Roman"/>
+          <w:sz w:val="24"/>
+          <w:szCs w:val="24"/>
+        </w:rPr>
+        <w:t xml:space="preserve">. All analyses were performed with the Python code in the public repository.</w:t>
+      </w:r>
+    </w:p>
+    <w:p>
+      <w:pPr>
         <w:pStyle w:val="Heading2"/>
       </w:pPr>
       <w:r>
@@ -3411,7 +3123,7 @@
           <w:sz w:val="24"/>
           <w:szCs w:val="24"/>
         </w:rPr>
-        <w:t xml:space="preserve">At the ISIS-4 sample size (N = 58,050) and the pre-ISIS-4 pooled effect (OR = 0.54), power exceeded 99% under all three event-rate scenarios. For a more modest effect (OR = 0.90), however, power was 95.8% under the pre-thrombolysis rate and 91.5% under the ISIS-4 rate (Fig. 3A). For statins, power to detect the observational effect (HR = 0.72) was 100.0% under the observational event rate and 100.0% under the RCT event rate; for a more modest effect (HR = 0.85), power fell from 98.4% to 83.2%—a 15 percentage-point reduction attributable to event dilution (Fig. 3B).</w:t>
+        <w:t xml:space="preserve">At the ISIS-4 sample size (N = 58,050) and the pre-ISIS-4 pooled effect (OR = 0.54), power exceeded 99% under all three event-rate scenarios. For a more modest effect (OR = 0.90), however, power was 95.8% under the pre-thrombolysis rate and 91.5% under the ISIS-4 rate (Fig. 3A). For statins, power to detect the observational effect (HR = 0.72) was 100.0% under the observational event rate and 100.0% under the RCT event rate; for a more modest effect (HR = 0.85), power fell from 98.4% to 83.2%---a 15 percentage-point reduction consistent with event dilution (Fig. 3B).</w:t>
       </w:r>
     </w:p>
     <w:p>
@@ -3663,7 +3375,7 @@
           <w:sz w:val="24"/>
           <w:szCs w:val="24"/>
         </w:rPr>
-        <w:t xml:space="preserve">was -2.90, crossing the lower O’Brien-Fleming boundary of -1.96 (which, because the cumulative information exceeded the optimal information size, equals the conventional two-sided boundary) (Supplementary Fig. S2). This divergence reflects era-dependent treatment-effect heterogeneity driven by the ISIS-4 result.</w:t>
+        <w:t xml:space="preserve">was -2.90, crossing the lower O'Brien-Fleming boundary of -1.96 (which, because the cumulative information exceeded the optimal information size, equals the conventional two-sided boundary) (Supplementary Fig. S2). This divergence is consistent with era-dependent treatment-effect heterogeneity, with the ISIS-4 result contributing substantially to that heterogeneity.</w:t>
       </w:r>
     </w:p>
     <w:p xmlns:a="http://schemas.openxmlformats.org/drawingml/2006/main" xmlns:pic="http://schemas.openxmlformats.org/drawingml/2006/picture">
@@ -3763,7 +3475,7 @@
       <w:r>
         <w:drawing>
           <wp:inline xmlns:a="http://schemas.openxmlformats.org/drawingml/2006/main" xmlns:pic="http://schemas.openxmlformats.org/drawingml/2006/picture">
-            <wp:extent cx="5029200" cy="2644843"/>
+            <wp:extent cx="5029200" cy="2598661"/>
             <wp:docPr id="4" name="Picture 4"/>
             <wp:cNvGraphicFramePr>
               <a:graphicFrameLocks noChangeAspect="1"/>
@@ -3784,7 +3496,7 @@
                   <pic:spPr>
                     <a:xfrm>
                       <a:off x="0" y="0"/>
-                      <a:ext cx="5029200" cy="2644843"/>
+                      <a:ext cx="5029200" cy="2598661"/>
                     </a:xfrm>
                     <a:prstGeom prst="rect"/>
                   </pic:spPr>
@@ -3812,7 +3524,7 @@
           <w:rFonts w:ascii="Times New Roman" w:hAnsi="Times New Roman"/>
           <w:sz w:val="20"/>
         </w:rPr>
-        <w:t>Forest plots for (A) magnesium in AMI and (B) statins in heart failure. Individual study effect estimates are shown with 95% confidence intervals. Pooled estimates include frequentist random-effects and Bayesian integrated estimates at selected discounting levels (α = 0.3, 0.5, 1.0 for magnesium; 0.1, 0.3, 0.5 for statins).</w:t>
+        <w:t>Forest plots for (A) magnesium in AMI and (B) statins in heart failure. Individual study effect estimates are shown with 95% confidence intervals. Pooled estimates include frequentist random-effects and Bayesian integrated estimates at selected discounting levels (alpha = 0.3, 0.5, 1.0 for magnesium; 0.1, 0.3, 0.5 for statins).</w:t>
       </w:r>
     </w:p>
     <w:p>
@@ -4111,55 +3823,7 @@
           <w:sz w:val="24"/>
           <w:szCs w:val="24"/>
         </w:rPr>
-        <w:t xml:space="preserve">(OIS reached but no TSA/CI boundary crossed; serious indirectness from enrollment-driven event dilution). In both cases, standard GRADE would be more likely to conclude</w:t>
-      </w:r>
-      <w:r>
-        <w:rPr>
-          <w:rFonts w:ascii="Times New Roman" w:hAnsi="Times New Roman" w:cs="Times New Roman" w:eastAsia="Times New Roman"/>
-          <w:sz w:val="24"/>
-          <w:szCs w:val="24"/>
-        </w:rPr>
-        <w:t xml:space="preserve"> </w:t>
-      </w:r>
-      <w:r>
-        <w:rPr>
-          <w:rFonts w:ascii="Times New Roman" w:hAnsi="Times New Roman" w:cs="Times New Roman" w:eastAsia="Times New Roman"/>
-          <w:sz w:val="24"/>
-          <w:szCs w:val="24"/>
-        </w:rPr>
-        <w:t xml:space="preserve">“</w:t>
-      </w:r>
-      <w:r>
-        <w:rPr>
-          <w:rFonts w:ascii="Times New Roman" w:hAnsi="Times New Roman" w:cs="Times New Roman" w:eastAsia="Times New Roman"/>
-          <w:sz w:val="24"/>
-          <w:szCs w:val="24"/>
-        </w:rPr>
-        <w:t xml:space="preserve">no benefit demonstrated,</w:t>
-      </w:r>
-      <w:r>
-        <w:rPr>
-          <w:rFonts w:ascii="Times New Roman" w:hAnsi="Times New Roman" w:cs="Times New Roman" w:eastAsia="Times New Roman"/>
-          <w:sz w:val="24"/>
-          <w:szCs w:val="24"/>
-        </w:rPr>
-        <w:t xml:space="preserve">”</w:t>
-      </w:r>
-      <w:r>
-        <w:rPr>
-          <w:rFonts w:ascii="Times New Roman" w:hAnsi="Times New Roman" w:cs="Times New Roman" w:eastAsia="Times New Roman"/>
-          <w:sz w:val="24"/>
-          <w:szCs w:val="24"/>
-        </w:rPr>
-        <w:t xml:space="preserve"> </w:t>
-      </w:r>
-      <w:r>
-        <w:rPr>
-          <w:rFonts w:ascii="Times New Roman" w:hAnsi="Times New Roman" w:cs="Times New Roman" w:eastAsia="Times New Roman"/>
-          <w:sz w:val="24"/>
-          <w:szCs w:val="24"/>
-        </w:rPr>
-        <w:t xml:space="preserve">whereas KOTHA explicitly labels the evidence as informationally insufficient.</w:t>
+        <w:t xml:space="preserve">(OIS reached but no TSA/CI boundary crossed; serious indirectness from enrollment-driven event dilution). In both cases, standard GRADE would be more likely to conclude "no benefit demonstrated," whereas KOTHA explicitly labels the evidence as informationally insufficient.</w:t>
       </w:r>
     </w:p>
     <w:p>
@@ -4901,23 +4565,7 @@
                 <w:sz w:val="20"/>
                 <w:szCs w:val="20"/>
               </w:rPr>
-              <w:t xml:space="preserve">“</w:t>
-            </w:r>
-            <w:r>
-              <w:rPr>
-                <w:rFonts w:ascii="Times New Roman" w:hAnsi="Times New Roman" w:cs="Times New Roman" w:eastAsia="Times New Roman"/>
-                <w:sz w:val="20"/>
-                <w:szCs w:val="20"/>
-              </w:rPr>
-              <w:t xml:space="preserve">No benefit demonstrated</w:t>
-            </w:r>
-            <w:r>
-              <w:rPr>
-                <w:rFonts w:ascii="Times New Roman" w:hAnsi="Times New Roman" w:cs="Times New Roman" w:eastAsia="Times New Roman"/>
-                <w:sz w:val="20"/>
-                <w:szCs w:val="20"/>
-              </w:rPr>
-              <w:t xml:space="preserve">”</w:t>
+              <w:t xml:space="preserve">"No benefit demonstrated"</w:t>
             </w:r>
           </w:p>
         </w:tc>
@@ -4935,23 +4583,7 @@
                 <w:sz w:val="20"/>
                 <w:szCs w:val="20"/>
               </w:rPr>
-              <w:t xml:space="preserve">“</w:t>
-            </w:r>
-            <w:r>
-              <w:rPr>
-                <w:rFonts w:ascii="Times New Roman" w:hAnsi="Times New Roman" w:cs="Times New Roman" w:eastAsia="Times New Roman"/>
-                <w:sz w:val="20"/>
-                <w:szCs w:val="20"/>
-              </w:rPr>
-              <w:t xml:space="preserve">Inconclusive; conditional recommendation</w:t>
-            </w:r>
-            <w:r>
-              <w:rPr>
-                <w:rFonts w:ascii="Times New Roman" w:hAnsi="Times New Roman" w:cs="Times New Roman" w:eastAsia="Times New Roman"/>
-                <w:sz w:val="20"/>
-                <w:szCs w:val="20"/>
-              </w:rPr>
-              <w:t xml:space="preserve">”</w:t>
+              <w:t xml:space="preserve">"Inconclusive; conditional recommendation"</w:t>
             </w:r>
           </w:p>
         </w:tc>
@@ -4969,23 +4601,7 @@
                 <w:sz w:val="20"/>
                 <w:szCs w:val="20"/>
               </w:rPr>
-              <w:t xml:space="preserve">“</w:t>
-            </w:r>
-            <w:r>
-              <w:rPr>
-                <w:rFonts w:ascii="Times New Roman" w:hAnsi="Times New Roman" w:cs="Times New Roman" w:eastAsia="Times New Roman"/>
-                <w:sz w:val="20"/>
-                <w:szCs w:val="20"/>
-              </w:rPr>
-              <w:t xml:space="preserve">No benefit demonstrated</w:t>
-            </w:r>
-            <w:r>
-              <w:rPr>
-                <w:rFonts w:ascii="Times New Roman" w:hAnsi="Times New Roman" w:cs="Times New Roman" w:eastAsia="Times New Roman"/>
-                <w:sz w:val="20"/>
-                <w:szCs w:val="20"/>
-              </w:rPr>
-              <w:t xml:space="preserve">”</w:t>
+              <w:t xml:space="preserve">"No benefit demonstrated"</w:t>
             </w:r>
           </w:p>
         </w:tc>
@@ -5003,23 +4619,7 @@
                 <w:sz w:val="20"/>
                 <w:szCs w:val="20"/>
               </w:rPr>
-              <w:t xml:space="preserve">“</w:t>
-            </w:r>
-            <w:r>
-              <w:rPr>
-                <w:rFonts w:ascii="Times New Roman" w:hAnsi="Times New Roman" w:cs="Times New Roman" w:eastAsia="Times New Roman"/>
-                <w:sz w:val="20"/>
-                <w:szCs w:val="20"/>
-              </w:rPr>
-              <w:t xml:space="preserve">Inconclusive; conditional recommendation</w:t>
-            </w:r>
-            <w:r>
-              <w:rPr>
-                <w:rFonts w:ascii="Times New Roman" w:hAnsi="Times New Roman" w:cs="Times New Roman" w:eastAsia="Times New Roman"/>
-                <w:sz w:val="20"/>
-                <w:szCs w:val="20"/>
-              </w:rPr>
-              <w:t xml:space="preserve">”</w:t>
+              <w:t xml:space="preserve">"Inconclusive; conditional recommendation"</w:t>
             </w:r>
           </w:p>
         </w:tc>
@@ -5064,7 +4664,7 @@
           <w:sz w:val="24"/>
           <w:szCs w:val="24"/>
         </w:rPr>
-        <w:t xml:space="preserve">The KOTHA Framework integrates counterfactual power simulation, Bayesian evidence synthesis, and structured GRADE interpretation to diagnose structural information loss in RCT meta-analyses. In the magnesium case, Module K identified a 18% temporal decline in control event rates from the pre-thrombolysis era to ISIS-4. The divergence between pre-ISIS-4 and all-trials estimates is better explained by era-dependent treatment effect heterogeneity (</w:t>
+        <w:t xml:space="preserve">The KOTHA Framework integrates counterfactual power simulation, Bayesian evidence synthesis, and structured GRADE interpretation to diagnose structural information loss in RCT meta-analyses. In the magnesium case, Module K identified a 18% temporal decline in control event rates from the pre-thrombolysis era to ISIS-4. The divergence between pre-ISIS-4 and all-trials estimates is more consistent with era-dependent treatment effect heterogeneity (</w:t>
       </w:r>
       <m:oMath>
         <m:sSup>
@@ -5094,39 +4694,7 @@
           <w:sz w:val="24"/>
           <w:szCs w:val="24"/>
         </w:rPr>
-        <w:t xml:space="preserve">= 62%) than by simple underpowering. In the statins case, Module K showed that RCT populations had roughly half the event rate of observational cohorts, and that power for a modest effect (HR = 0.85) dropped from 98% to 83%. Module T demonstrated that even modest borrowing from observational evidence shifted posterior probabilities of benefit substantially, but uncertainty remained. Module H classified magnesium as inconclusive with serious inconsistency (heterogeneity), and statins as inconclusive with serious indirectness, rather than</w:t>
-      </w:r>
-      <w:r>
-        <w:rPr>
-          <w:rFonts w:ascii="Times New Roman" w:hAnsi="Times New Roman" w:cs="Times New Roman" w:eastAsia="Times New Roman"/>
-          <w:sz w:val="24"/>
-          <w:szCs w:val="24"/>
-        </w:rPr>
-        <w:t xml:space="preserve"> </w:t>
-      </w:r>
-      <w:r>
-        <w:rPr>
-          <w:rFonts w:ascii="Times New Roman" w:hAnsi="Times New Roman" w:cs="Times New Roman" w:eastAsia="Times New Roman"/>
-          <w:sz w:val="24"/>
-          <w:szCs w:val="24"/>
-        </w:rPr>
-        <w:t xml:space="preserve">“</w:t>
-      </w:r>
-      <w:r>
-        <w:rPr>
-          <w:rFonts w:ascii="Times New Roman" w:hAnsi="Times New Roman" w:cs="Times New Roman" w:eastAsia="Times New Roman"/>
-          <w:sz w:val="24"/>
-          <w:szCs w:val="24"/>
-        </w:rPr>
-        <w:t xml:space="preserve">evidence of no effect.</w:t>
-      </w:r>
-      <w:r>
-        <w:rPr>
-          <w:rFonts w:ascii="Times New Roman" w:hAnsi="Times New Roman" w:cs="Times New Roman" w:eastAsia="Times New Roman"/>
-          <w:sz w:val="24"/>
-          <w:szCs w:val="24"/>
-        </w:rPr>
-        <w:t xml:space="preserve">”</w:t>
+        <w:t xml:space="preserve">= 62%) than with underpowering alone. In the statins case, Module K showed that RCT populations had roughly half the event rate of observational cohorts, and that power for a modest effect (HR = 0.85) dropped from 98% to 83%. Module T demonstrated that even modest borrowing from observational evidence shifted posterior probabilities of benefit substantially, but uncertainty remained. Module H classified magnesium as inconclusive with serious inconsistency (heterogeneity), and statins as inconclusive with serious indirectness, rather than "evidence of no effect."</w:t>
       </w:r>
     </w:p>
     <w:p>
@@ -5264,87 +4832,7 @@
           <w:sz w:val="24"/>
           <w:szCs w:val="24"/>
         </w:rPr>
-        <w:t xml:space="preserve">In this way, KOTHA moves the design conversation from</w:t>
-      </w:r>
-      <w:r>
-        <w:rPr>
-          <w:rFonts w:ascii="Times New Roman" w:hAnsi="Times New Roman" w:cs="Times New Roman" w:eastAsia="Times New Roman"/>
-          <w:sz w:val="24"/>
-          <w:szCs w:val="24"/>
-        </w:rPr>
-        <w:t xml:space="preserve"> </w:t>
-      </w:r>
-      <w:r>
-        <w:rPr>
-          <w:rFonts w:ascii="Times New Roman" w:hAnsi="Times New Roman" w:cs="Times New Roman" w:eastAsia="Times New Roman"/>
-          <w:sz w:val="24"/>
-          <w:szCs w:val="24"/>
-        </w:rPr>
-        <w:t xml:space="preserve">“</w:t>
-      </w:r>
-      <w:r>
-        <w:rPr>
-          <w:rFonts w:ascii="Times New Roman" w:hAnsi="Times New Roman" w:cs="Times New Roman" w:eastAsia="Times New Roman"/>
-          <w:sz w:val="24"/>
-          <w:szCs w:val="24"/>
-        </w:rPr>
-        <w:t xml:space="preserve">what sample size do we need under the planned effect?</w:t>
-      </w:r>
-      <w:r>
-        <w:rPr>
-          <w:rFonts w:ascii="Times New Roman" w:hAnsi="Times New Roman" w:cs="Times New Roman" w:eastAsia="Times New Roman"/>
-          <w:sz w:val="24"/>
-          <w:szCs w:val="24"/>
-        </w:rPr>
-        <w:t xml:space="preserve">”</w:t>
-      </w:r>
-      <w:r>
-        <w:rPr>
-          <w:rFonts w:ascii="Times New Roman" w:hAnsi="Times New Roman" w:cs="Times New Roman" w:eastAsia="Times New Roman"/>
-          <w:sz w:val="24"/>
-          <w:szCs w:val="24"/>
-        </w:rPr>
-        <w:t xml:space="preserve"> </w:t>
-      </w:r>
-      <w:r>
-        <w:rPr>
-          <w:rFonts w:ascii="Times New Roman" w:hAnsi="Times New Roman" w:cs="Times New Roman" w:eastAsia="Times New Roman"/>
-          <w:sz w:val="24"/>
-          <w:szCs w:val="24"/>
-        </w:rPr>
-        <w:t xml:space="preserve">to</w:t>
-      </w:r>
-      <w:r>
-        <w:rPr>
-          <w:rFonts w:ascii="Times New Roman" w:hAnsi="Times New Roman" w:cs="Times New Roman" w:eastAsia="Times New Roman"/>
-          <w:sz w:val="24"/>
-          <w:szCs w:val="24"/>
-        </w:rPr>
-        <w:t xml:space="preserve"> </w:t>
-      </w:r>
-      <w:r>
-        <w:rPr>
-          <w:rFonts w:ascii="Times New Roman" w:hAnsi="Times New Roman" w:cs="Times New Roman" w:eastAsia="Times New Roman"/>
-          <w:sz w:val="24"/>
-          <w:szCs w:val="24"/>
-        </w:rPr>
-        <w:t xml:space="preserve">“</w:t>
-      </w:r>
-      <w:r>
-        <w:rPr>
-          <w:rFonts w:ascii="Times New Roman" w:hAnsi="Times New Roman" w:cs="Times New Roman" w:eastAsia="Times New Roman"/>
-          <w:sz w:val="24"/>
-          <w:szCs w:val="24"/>
-        </w:rPr>
-        <w:t xml:space="preserve">what sample size do we need under the event rate we will actually observe in the enrolled population?</w:t>
-      </w:r>
-      <w:r>
-        <w:rPr>
-          <w:rFonts w:ascii="Times New Roman" w:hAnsi="Times New Roman" w:cs="Times New Roman" w:eastAsia="Times New Roman"/>
-          <w:sz w:val="24"/>
-          <w:szCs w:val="24"/>
-        </w:rPr>
-        <w:t xml:space="preserve">”</w:t>
+        <w:t xml:space="preserve">In this way, KOTHA moves the design conversation from "what sample size do we need under the planned effect?" to "what sample size do we need under the event rate we will actually observe in the enrolled population?"</w:t>
       </w:r>
     </w:p>
     <w:p>
@@ -5440,7 +4928,7 @@
           <w:sz w:val="24"/>
           <w:szCs w:val="24"/>
         </w:rPr>
-        <w:t xml:space="preserve">; KOTHA provides quantitative inputs to the imprecision and indirectness domains without changing GRADE’s structure.</w:t>
+        <w:t xml:space="preserve">; KOTHA provides quantitative inputs to the imprecision and indirectness domains without changing GRADE's structure.</w:t>
       </w:r>
     </w:p>
     <w:p>
@@ -5703,7 +5191,7 @@
           <w:sz w:val="24"/>
           <w:szCs w:val="24"/>
         </w:rPr>
-        <w:t xml:space="preserve">The KOTHA Framework (Knowledge-driven Observational-Trial Harmonization Approach) addresses structural information loss in RCT meta-analyses through counterfactual power simulation, hierarchical Bayesian evidence integration, and structured GRADE-compatible interpretation. Empirical application to magnesium in AMI and statins in heart failure demonstrates that the framework can identify enrollment-driven event dilution, quantify its impact on statistical power, and produce more nuanced evidence assessments than standard approaches. By translating these diagnostics into prespecified sample size, eligibility, enrichment, and endpoint decisions, KOTHA offers a reproducible design aid for future clinical trials.</w:t>
+        <w:t xml:space="preserve">The KOTHA Framework (Knowledge-driven Observational-Trial Harmonization Approach) diagnoses structural information loss in RCT meta-analyses through counterfactual power simulation, hierarchical Bayesian evidence integration, and structured GRADE-compatible interpretation. Empirical application to magnesium in AMI and statins in heart failure demonstrates that the framework can identify enrollment-driven event dilution, quantify its impact on statistical power, and produce more nuanced evidence assessments than standard approaches. By translating these diagnostics into prespecified sample size, eligibility, enrichment, and endpoint decisions, KOTHA offers a reproducible design aid for future clinical trials.</w:t>
       </w:r>
     </w:p>
     <w:p>
@@ -6349,7 +5837,7 @@
     <w:lvl w:ilvl="0">
       <w:start w:val="1"/>
       <w:numFmt w:val="bullet"/>
-      <w:lvlText w:val=""/>
+      <w:lvlText w:val="-"/>
       <w:lvlJc w:val="left"/>
       <w:pPr>
         <w:tabs>
@@ -6370,7 +5858,7 @@
       <w:start w:val="1"/>
       <w:numFmt w:val="bullet"/>
       <w:pStyle w:val="ListBullet3"/>
-      <w:lvlText w:val=""/>
+      <w:lvlText w:val="-"/>
       <w:lvlJc w:val="left"/>
       <w:pPr>
         <w:tabs>
@@ -6391,7 +5879,7 @@
       <w:start w:val="1"/>
       <w:numFmt w:val="bullet"/>
       <w:pStyle w:val="ListBullet2"/>
-      <w:lvlText w:val=""/>
+      <w:lvlText w:val="-"/>
       <w:lvlJc w:val="left"/>
       <w:pPr>
         <w:tabs>
@@ -6430,7 +5918,7 @@
       <w:start w:val="1"/>
       <w:numFmt w:val="bullet"/>
       <w:pStyle w:val="ListBullet"/>
-      <w:lvlText w:val=""/>
+      <w:lvlText w:val="-"/>
       <w:lvlJc w:val="left"/>
       <w:pPr>
         <w:tabs>
@@ -30174,10 +29662,10 @@
         <a:latin typeface="Calibri"/>
         <a:ea typeface=""/>
         <a:cs typeface=""/>
-        <a:font script="Jpan" typeface="ＭＳ ゴシック"/>
-        <a:font script="Hang" typeface="맑은 고딕"/>
-        <a:font script="Hans" typeface="宋体"/>
-        <a:font script="Hant" typeface="新細明體"/>
+        <a:font script="Jpan" typeface="MS Gothic"/>
+        <a:font script="Hang" typeface="Malgun Gothic"/>
+        <a:font script="Hans" typeface="SimSun"/>
+        <a:font script="Hant" typeface="PMingLiU"/>
         <a:font script="Arab" typeface="Times New Roman"/>
         <a:font script="Hebr" typeface="Times New Roman"/>
         <a:font script="Thai" typeface="Angsana New"/>
@@ -30209,10 +29697,10 @@
         <a:latin typeface="Cambria"/>
         <a:ea typeface=""/>
         <a:cs typeface=""/>
-        <a:font script="Jpan" typeface="ＭＳ 明朝"/>
-        <a:font script="Hang" typeface="맑은 고딕"/>
-        <a:font script="Hans" typeface="宋体"/>
-        <a:font script="Hant" typeface="新細明體"/>
+        <a:font script="Jpan" typeface="MS Mincho"/>
+        <a:font script="Hang" typeface="Malgun Gothic"/>
+        <a:font script="Hans" typeface="SimSun"/>
+        <a:font script="Hant" typeface="PMingLiU"/>
         <a:font script="Arab" typeface="Arial"/>
         <a:font script="Hebr" typeface="Arial"/>
         <a:font script="Thai" typeface="Cordia New"/>

--- a/rct-decomposition/KOTHA_Framework_ClinicalTrials.docx
+++ b/rct-decomposition/KOTHA_Framework_ClinicalTrials.docx
@@ -88,7 +88,7 @@
           <w:i w:val="0"/>
           <w:sz w:val="24"/>
         </w:rPr>
-        <w:t>Word count: 2691</w:t>
+        <w:t>Word count: 2682</w:t>
       </w:r>
     </w:p>
     <w:p>
@@ -142,7 +142,7 @@
           <w:sz w:val="24"/>
           <w:szCs w:val="24"/>
         </w:rPr>
-        <w:t xml:space="preserve">: Evidence-based medicine ranks RCTs and meta-analyses highest, yet observational-RCT discordance is usually attributed to confounding. We highlight a structural explanation: trial enrollment progressively excludes higher-risk patients, diluting event rates and statistical information. The Knowledge-driven Observational-Trial Harmonization Approach (KOTHA) Framework diagnoses this structural information loss. We aimed to develop and illustrate KOTHA so that trialists can distinguish structural information loss from residual confounding and inform sample size, eligibility, enrichment, and endpoint decisions in prospective trial design.</w:t>
+        <w:t xml:space="preserve">: Evidence-based medicine places RCTs and meta-analyses at the top of the evidence hierarchy, yet when observational and RCT evidence disagree the usual explanation is residual confounding. We highlight a structural explanation: trial enrollment progressively excludes higher-risk patients, diluting event rates and statistical information. The Knowledge-driven Observational-Trial Harmonization Approach (KOTHA) Framework diagnoses this structural information loss. We aimed to develop and illustrate KOTHA so that trialists can distinguish structural information loss from residual confounding and inform sample size, eligibility, enrichment, and endpoint decisions in prospective trial design.</w:t>
       </w:r>
     </w:p>
     <w:p xmlns:a="http://schemas.openxmlformats.org/drawingml/2006/main" xmlns:pic="http://schemas.openxmlformats.org/drawingml/2006/picture">
@@ -769,7 +769,7 @@
           <w:sz w:val="24"/>
           <w:szCs w:val="24"/>
         </w:rPr>
-        <w:t xml:space="preserve">. However, these tools are underused in guideline development, and neither directly quantifies the information loss resulting from enrollment-driven risk-profile shifts.</w:t>
+        <w:t xml:space="preserve">. Both are underused in guideline development, however, and neither directly quantifies the information loss produced by enrollment-driven risk-profile shifts.</w:t>
       </w:r>
     </w:p>
     <w:p xmlns:a="http://schemas.openxmlformats.org/drawingml/2006/main" xmlns:pic="http://schemas.openxmlformats.org/drawingml/2006/picture">
@@ -797,7 +797,7 @@
           <w:sz w:val="24"/>
           <w:szCs w:val="24"/>
         </w:rPr>
-        <w:t xml:space="preserve">We therefore developed the Knowledge-driven Observational-Trial Harmonization Approach (KOTHA) Framework. It is a three-module system that (1) diagnoses structural information loss through counterfactual power simulation (Module K), (2) integrates discordant evidence through hierarchical Bayesian meta-analysis (Module T), and (3) translates quantitative findings into GRADE-compatible evidence assessment (Module H). This paper describes the framework and illustrates its application to two canonical cases of observational-RCT divergence, with an emphasis on implications for clinical trial design.</w:t>
+        <w:t xml:space="preserve">To address this gap we developed the Knowledge-driven Observational-Trial Harmonization Approach (KOTHA). The framework has three modules: Module K diagnoses structural information loss through counterfactual power simulation; Module T integrates discordant evidence through hierarchical Bayesian meta-analysis; and Module H translates quantitative findings into a GRADE-compatible evidence assessment. We describe the framework here and illustrate it with two canonical cases of observational-RCT divergence, focusing on implications for clinical trial design.</w:t>
       </w:r>
     </w:p>
     <w:p>
@@ -3210,7 +3210,7 @@
           <w:sz w:val="24"/>
           <w:szCs w:val="24"/>
         </w:rPr>
-        <w:t xml:space="preserve">Forest plots for magnesium and statins are shown in Fig. 4. Random-effects meta-analysis of the 11 pre-ISIS-4 magnesium trials yielded OR = 0.54 (95% CI: 0.40-0.75) with</w:t>
+        <w:t xml:space="preserve">Fig. 4 shows forest plots for magnesium and statins. Random-effects meta-analysis of the 11 pre-ISIS-4 magnesium trials yielded OR = 0.54 (95% CI: 0.40-0.75) with</w:t>
       </w:r>
       <w:r>
         <w:rPr>
@@ -3286,7 +3286,7 @@
           <w:sz w:val="24"/>
           <w:szCs w:val="24"/>
         </w:rPr>
-        <w:t xml:space="preserve">= 62% (Fig. 4A). TSA under a fixed-effect accumulation produced a final cumulative</w:t>
+        <w:t xml:space="preserve">= 62% (Fig. 4A). Under fixed-effect accumulation the final cumulative</w:t>
       </w:r>
       <w:r>
         <w:rPr>
@@ -3315,7 +3315,7 @@
           <w:sz w:val="24"/>
           <w:szCs w:val="24"/>
         </w:rPr>
-        <w:t xml:space="preserve">of 0.80, which did not cross the conventional two-sided boundary for benefit or harm (</w:t>
+        <w:t xml:space="preserve">was 0.80, which did not cross the conventional two-sided boundary for benefit or harm (</w:t>
       </w:r>
       <m:oMath>
         <m:d>
@@ -3346,7 +3346,7 @@
           <w:sz w:val="24"/>
           <w:szCs w:val="24"/>
         </w:rPr>
-        <w:t xml:space="preserve">= 1.96); under a random-effects accumulation the final</w:t>
+        <w:t xml:space="preserve">= 1.96); under random-effects accumulation the final</w:t>
       </w:r>
       <w:r>
         <w:rPr>
@@ -3375,7 +3375,7 @@
           <w:sz w:val="24"/>
           <w:szCs w:val="24"/>
         </w:rPr>
-        <w:t xml:space="preserve">was -2.90, crossing the lower O'Brien-Fleming boundary of -1.96 (which, because the cumulative information exceeded the optimal information size, equals the conventional two-sided boundary) (Supplementary Fig. S2). This divergence is consistent with era-dependent treatment-effect heterogeneity, with the ISIS-4 result contributing substantially to that heterogeneity.</w:t>
+        <w:t xml:space="preserve">was -2.90, crossing the lower O'Brien-Fleming boundary of -1.96. Because cumulative information exceeded the optimal information size, this boundary equals the conventional two-sided boundary (Supplementary Fig. S2). This divergence is consistent with era-dependent treatment-effect heterogeneity, with the ISIS-4 result contributing substantially to that heterogeneity.</w:t>
       </w:r>
     </w:p>
     <w:p xmlns:a="http://schemas.openxmlformats.org/drawingml/2006/main" xmlns:pic="http://schemas.openxmlformats.org/drawingml/2006/picture">
@@ -4694,7 +4694,7 @@
           <w:sz w:val="24"/>
           <w:szCs w:val="24"/>
         </w:rPr>
-        <w:t xml:space="preserve">= 62%) than with underpowering alone. In the statins case, Module K showed that RCT populations had roughly half the event rate of observational cohorts, and that power for a modest effect (HR = 0.85) dropped from 98% to 83%. Module T demonstrated that even modest borrowing from observational evidence shifted posterior probabilities of benefit substantially, but uncertainty remained. Module H classified magnesium as inconclusive with serious inconsistency (heterogeneity), and statins as inconclusive with serious indirectness, rather than "evidence of no effect."</w:t>
+        <w:t xml:space="preserve">= 62%) than with underpowering alone. In the statins case, Module K showed that RCT populations had roughly half the event rate of observational cohorts, and that power for a modest effect (HR = 0.85) dropped from 98% to 83%. Module T showed that even modest borrowing from observational evidence materially raised the posterior probability of benefit, yet the evidence remained uncertain. Module H classified magnesium as inconclusive with serious inconsistency (heterogeneity), and statins as inconclusive with serious indirectness, rather than "evidence of no effect."</w:t>
       </w:r>
     </w:p>
     <w:p>
@@ -4832,7 +4832,7 @@
           <w:sz w:val="24"/>
           <w:szCs w:val="24"/>
         </w:rPr>
-        <w:t xml:space="preserve">In this way, KOTHA moves the design conversation from "what sample size do we need under the planned effect?" to "what sample size do we need under the event rate we will actually observe in the enrolled population?"</w:t>
+        <w:t xml:space="preserve">This reframes the design question: instead of asking what sample size is needed under a hypothesized effect, the trialist asks what sample size is needed given the event rate that the enrolled population will actually display.</w:t>
       </w:r>
     </w:p>
     <w:p>

--- a/rct-decomposition/KOTHA_Framework_ClinicalTrials.docx
+++ b/rct-decomposition/KOTHA_Framework_ClinicalTrials.docx
@@ -4664,7 +4664,7 @@
           <w:sz w:val="24"/>
           <w:szCs w:val="24"/>
         </w:rPr>
-        <w:t xml:space="preserve">The KOTHA Framework integrates counterfactual power simulation, Bayesian evidence synthesis, and structured GRADE interpretation to diagnose structural information loss in RCT meta-analyses. In the magnesium case, Module K identified a 18% temporal decline in control event rates from the pre-thrombolysis era to ISIS-4. The divergence between pre-ISIS-4 and all-trials estimates is more consistent with era-dependent treatment effect heterogeneity (</w:t>
+        <w:t xml:space="preserve">The KOTHA Framework integrates counterfactual power simulation, Bayesian evidence synthesis, and structured GRADE interpretation to diagnose structural information loss in RCT meta-analyses. In the magnesium case, Module K identified an 18% relative decline in control event rates from the pre-thrombolysis era to ISIS-4. The divergence between pre-ISIS-4 and all-trials estimates is more consistent with era-dependent treatment effect heterogeneity (</w:t>
       </w:r>
       <m:oMath>
         <m:sSup>

--- a/rct-decomposition/KOTHA_Framework_ClinicalTrials.docx
+++ b/rct-decomposition/KOTHA_Framework_ClinicalTrials.docx
@@ -13,7 +13,7 @@
           <w:i w:val="0"/>
           <w:sz w:val="24"/>
         </w:rPr>
-        <w:t>Running head: KOTHA Framework for Trial Design</w:t>
+        <w:t>Running head: KOTHA Framework for Information Loss</w:t>
       </w:r>
     </w:p>
     <w:p>
@@ -27,7 +27,7 @@
           <w:i w:val="0"/>
           <w:sz w:val="28"/>
         </w:rPr>
-        <w:t>The KOTHA Framework: Diagnosing Structural Information Loss in Randomized Controlled Trial Meta-Analyses to Inform Trial Design</w:t>
+        <w:t>The KOTHA Framework: A Simulation-Based Approach to Quantifying and Correcting Structural Information Loss in Randomized Controlled Trial Meta-Analyses</w:t>
       </w:r>
     </w:p>
     <w:p>
@@ -88,7 +88,7 @@
           <w:i w:val="0"/>
           <w:sz w:val="24"/>
         </w:rPr>
-        <w:t>Word count: 2682</w:t>
+        <w:t>Word count: 3100</w:t>
       </w:r>
     </w:p>
     <w:p>
@@ -2404,7 +2404,622 @@
           <w:sz w:val="24"/>
           <w:szCs w:val="24"/>
         </w:rPr>
-        <w:t xml:space="preserve">. It includes five assessments (Table 1): information sufficiency (OIS vs observed events), confidence interval interpretation, representativeness (event rate ratio), TSA boundary status, and recommended language. For CI interpretation, we used relative effect boundaries of 0.80 and 1.25 to define clinically important benefit and harm. For representativeness, event-rate ratios below 0.67 or above 1.50 (a relative shift of 50% or more) are classified as serious indirectness, and ratios below 0.80 or above 1.25 (a relative shift of 25% or more) as moderate indirectness. These thresholds correspond to conventional boundaries for clinically important relative effects. The result is a KOTHA-enhanced certainty rating and recommendation that explicitly distinguishes "evidence of effect," "evidence of no effect," and "no evidence of effect (inconsistent or indirect).</w:t>
+        <w:t xml:space="preserve">. It includes five assessments (Table 1): information sufficiency (OIS vs observed events), confidence interval interpretation, representativeness (event rate ratio), TSA boundary status, and recommended language. For CI interpretation, we used relative effect boundaries of 0.80 and 1.25 to define clinically important benefit and harm. For representativeness, event-rate ratios below 0.67 or above 1.50 (a relative shift of 50% or more) are classified as serious indirectness, and ratios below 0.80 or above 1.25 (a relative shift of 25% or more) as moderate indirectness. These thresholds correspond to conventional boundaries for clinically important relative effects. The result is a KOTHA-enhanced certainty rating and recommendation that explicitly distinguishes "evidence of effect," "evidence of no effect," and "no evidence of effect (inconsistent or indirect)."</w:t>
+      </w:r>
+    </w:p>
+    <w:p>
+      <w:pPr>
+        <w:pStyle w:val="Heading3"/>
+      </w:pPr>
+      <w:r>
+        <w:rPr>
+          <w:rFonts w:ascii="Times New Roman" w:hAnsi="Times New Roman"/>
+          <w:b/>
+          <w:color w:val="000000"/>
+          <w:sz w:val="24"/>
+        </w:rPr>
+        <w:t>Formal causal model and operating-characteristics simulation</w:t>
+      </w:r>
+    </w:p>
+    <w:p xmlns:a="http://schemas.openxmlformats.org/drawingml/2006/main" xmlns:pic="http://schemas.openxmlformats.org/drawingml/2006/picture">
+      <w:pPr>
+        <w:pStyle w:val="Normal"/>
+        <w:spacing w:line="480" w:lineRule="auto" w:after="120"/>
+      </w:pPr>
+      <w:r>
+        <w:rPr>
+          <w:rFonts w:ascii="Times New Roman" w:hAnsi="Times New Roman" w:cs="Times New Roman" w:eastAsia="Times New Roman"/>
+          <w:sz w:val="24"/>
+          <w:szCs w:val="24"/>
+        </w:rPr>
+        <w:t xml:space="preserve">To quantify the operating characteristics of the KOTHA evidence combination rule, we specified a transparent data-generating process that mimics the two empirical cases. Let</w:t>
+      </w:r>
+      <w:r>
+        <w:rPr>
+          <w:rFonts w:ascii="Times New Roman" w:hAnsi="Times New Roman" w:cs="Times New Roman" w:eastAsia="Times New Roman"/>
+          <w:sz w:val="24"/>
+          <w:szCs w:val="24"/>
+        </w:rPr>
+        <w:t xml:space="preserve"> </w:t>
+      </w:r>
+      <m:oMath>
+        <m:sSub>
+          <m:e>
+            <m:r>
+              <m:t>Z</m:t>
+            </m:r>
+          </m:e>
+          <m:sub>
+            <m:r>
+              <m:t>i</m:t>
+            </m:r>
+          </m:sub>
+        </m:sSub>
+        <m:r>
+          <m:rPr>
+            <m:sty m:val="p"/>
+          </m:rPr>
+          <m:t>∼</m:t>
+        </m:r>
+        <m:r>
+          <m:rPr>
+            <m:nor/>
+            <m:sty m:val="p"/>
+          </m:rPr>
+          <m:t>Logit-Normal</m:t>
+        </m:r>
+        <m:d>
+          <m:dPr>
+            <m:begChr m:val="("/>
+            <m:endChr m:val=")"/>
+            <m:sepChr m:val=""/>
+            <m:grow/>
+          </m:dPr>
+          <m:e>
+            <m:sSub>
+              <m:e>
+                <m:r>
+                  <m:t>μ</m:t>
+                </m:r>
+              </m:e>
+              <m:sub>
+                <m:r>
+                  <m:t>Z</m:t>
+                </m:r>
+              </m:sub>
+            </m:sSub>
+            <m:r>
+              <m:rPr>
+                <m:sty m:val="p"/>
+              </m:rPr>
+              <m:t>,</m:t>
+            </m:r>
+            <m:sSubSup>
+              <m:e>
+                <m:r>
+                  <m:t>σ</m:t>
+                </m:r>
+              </m:e>
+              <m:sub>
+                <m:r>
+                  <m:t>Z</m:t>
+                </m:r>
+              </m:sub>
+              <m:sup>
+                <m:r>
+                  <m:t>2</m:t>
+                </m:r>
+              </m:sup>
+            </m:sSubSup>
+          </m:e>
+        </m:d>
+      </m:oMath>
+      <w:r>
+        <w:rPr>
+          <w:rFonts w:ascii="Times New Roman" w:hAnsi="Times New Roman" w:cs="Times New Roman" w:eastAsia="Times New Roman"/>
+          <w:sz w:val="24"/>
+          <w:szCs w:val="24"/>
+        </w:rPr>
+        <w:t xml:space="preserve"> </w:t>
+      </w:r>
+      <w:r>
+        <w:rPr>
+          <w:rFonts w:ascii="Times New Roman" w:hAnsi="Times New Roman" w:cs="Times New Roman" w:eastAsia="Times New Roman"/>
+          <w:sz w:val="24"/>
+          <w:szCs w:val="24"/>
+        </w:rPr>
+        <w:t xml:space="preserve">denote the baseline risk of trial</w:t>
+      </w:r>
+      <w:r>
+        <w:rPr>
+          <w:rFonts w:ascii="Times New Roman" w:hAnsi="Times New Roman" w:cs="Times New Roman" w:eastAsia="Times New Roman"/>
+          <w:sz w:val="24"/>
+          <w:szCs w:val="24"/>
+        </w:rPr>
+        <w:t xml:space="preserve"> </w:t>
+      </w:r>
+      <m:oMath>
+        <m:r>
+          <m:t>i</m:t>
+        </m:r>
+      </m:oMath>
+      <w:r>
+        <w:rPr>
+          <w:rFonts w:ascii="Times New Roman" w:hAnsi="Times New Roman" w:cs="Times New Roman" w:eastAsia="Times New Roman"/>
+          <w:sz w:val="24"/>
+          <w:szCs w:val="24"/>
+        </w:rPr>
+        <w:t xml:space="preserve"> </w:t>
+      </w:r>
+      <w:r>
+        <w:rPr>
+          <w:rFonts w:ascii="Times New Roman" w:hAnsi="Times New Roman" w:cs="Times New Roman" w:eastAsia="Times New Roman"/>
+          <w:sz w:val="24"/>
+          <w:szCs w:val="24"/>
+        </w:rPr>
+        <w:t xml:space="preserve">on the log-odds scale. The true treatment effect in that population is</w:t>
+      </w:r>
+      <w:r>
+        <w:rPr>
+          <w:rFonts w:ascii="Times New Roman" w:hAnsi="Times New Roman" w:cs="Times New Roman" w:eastAsia="Times New Roman"/>
+          <w:sz w:val="24"/>
+          <w:szCs w:val="24"/>
+        </w:rPr>
+        <w:t xml:space="preserve"> </w:t>
+      </w:r>
+      <m:oMath>
+        <m:sSub>
+          <m:e>
+            <m:r>
+              <m:rPr>
+                <m:nor/>
+                <m:sty m:val="p"/>
+              </m:rPr>
+              <m:t>log OR</m:t>
+            </m:r>
+          </m:e>
+          <m:sub>
+            <m:r>
+              <m:t>i</m:t>
+            </m:r>
+          </m:sub>
+        </m:sSub>
+        <m:r>
+          <m:rPr>
+            <m:sty m:val="p"/>
+          </m:rPr>
+          <m:t>=</m:t>
+        </m:r>
+        <m:sSub>
+          <m:e>
+            <m:r>
+              <m:t>θ</m:t>
+            </m:r>
+          </m:e>
+          <m:sub>
+            <m:r>
+              <m:t>0</m:t>
+            </m:r>
+          </m:sub>
+        </m:sSub>
+        <m:r>
+          <m:rPr>
+            <m:sty m:val="p"/>
+          </m:rPr>
+          <m:t>+</m:t>
+        </m:r>
+        <m:r>
+          <m:t>γ</m:t>
+        </m:r>
+        <m:sSub>
+          <m:e>
+            <m:r>
+              <m:t>Z</m:t>
+            </m:r>
+          </m:e>
+          <m:sub>
+            <m:r>
+              <m:t>i</m:t>
+            </m:r>
+          </m:sub>
+        </m:sSub>
+      </m:oMath>
+      <w:r>
+        <w:rPr>
+          <w:rFonts w:ascii="Times New Roman" w:hAnsi="Times New Roman" w:cs="Times New Roman" w:eastAsia="Times New Roman"/>
+          <w:sz w:val="24"/>
+          <w:szCs w:val="24"/>
+        </w:rPr>
+        <w:t xml:space="preserve">, with</w:t>
+      </w:r>
+      <w:r>
+        <w:rPr>
+          <w:rFonts w:ascii="Times New Roman" w:hAnsi="Times New Roman" w:cs="Times New Roman" w:eastAsia="Times New Roman"/>
+          <w:sz w:val="24"/>
+          <w:szCs w:val="24"/>
+        </w:rPr>
+        <w:t xml:space="preserve"> </w:t>
+      </w:r>
+      <m:oMath>
+        <m:r>
+          <m:t>γ</m:t>
+        </m:r>
+        <m:r>
+          <m:rPr>
+            <m:sty m:val="p"/>
+          </m:rPr>
+          <m:t>&lt;</m:t>
+        </m:r>
+        <m:r>
+          <m:t>0</m:t>
+        </m:r>
+      </m:oMath>
+      <w:r>
+        <w:rPr>
+          <w:rFonts w:ascii="Times New Roman" w:hAnsi="Times New Roman" w:cs="Times New Roman" w:eastAsia="Times New Roman"/>
+          <w:sz w:val="24"/>
+          <w:szCs w:val="24"/>
+        </w:rPr>
+        <w:t xml:space="preserve"> </w:t>
+      </w:r>
+      <w:r>
+        <w:rPr>
+          <w:rFonts w:ascii="Times New Roman" w:hAnsi="Times New Roman" w:cs="Times New Roman" w:eastAsia="Times New Roman"/>
+          <w:sz w:val="24"/>
+          <w:szCs w:val="24"/>
+        </w:rPr>
+        <w:t xml:space="preserve">meaning that baseline risk modifies the treatment effect (higher-risk patients experience larger absolute or relative benefit). The target population is all hypothetical RCTs; the enrolled population is a lower-risk subset selected by a quantile threshold on</w:t>
+      </w:r>
+      <w:r>
+        <w:rPr>
+          <w:rFonts w:ascii="Times New Roman" w:hAnsi="Times New Roman" w:cs="Times New Roman" w:eastAsia="Times New Roman"/>
+          <w:sz w:val="24"/>
+          <w:szCs w:val="24"/>
+        </w:rPr>
+        <w:t xml:space="preserve"> </w:t>
+      </w:r>
+      <m:oMath>
+        <m:sSub>
+          <m:e>
+            <m:r>
+              <m:t>Z</m:t>
+            </m:r>
+          </m:e>
+          <m:sub>
+            <m:r>
+              <m:t>i</m:t>
+            </m:r>
+          </m:sub>
+        </m:sSub>
+      </m:oMath>
+      <w:r>
+        <w:rPr>
+          <w:rFonts w:ascii="Times New Roman" w:hAnsi="Times New Roman" w:cs="Times New Roman" w:eastAsia="Times New Roman"/>
+          <w:sz w:val="24"/>
+          <w:szCs w:val="24"/>
+        </w:rPr>
+        <w:t xml:space="preserve">. This is the formal mechanism for structural information loss: the RCT-enrolled meta-analysis estimates the treatment effect in a selected, lower-risk subpopulation rather than the target estimand</w:t>
+      </w:r>
+      <w:r>
+        <w:rPr>
+          <w:rFonts w:ascii="Times New Roman" w:hAnsi="Times New Roman" w:cs="Times New Roman" w:eastAsia="Times New Roman"/>
+          <w:sz w:val="24"/>
+          <w:szCs w:val="24"/>
+        </w:rPr>
+        <w:t xml:space="preserve"> </w:t>
+      </w:r>
+      <m:oMath>
+        <m:r>
+          <m:rPr>
+            <m:sty m:val="p"/>
+            <m:scr m:val="double-struck"/>
+          </m:rPr>
+          <m:t>E</m:t>
+        </m:r>
+        <m:d>
+          <m:dPr>
+            <m:begChr m:val="["/>
+            <m:endChr m:val="]"/>
+            <m:sepChr m:val=""/>
+            <m:grow/>
+          </m:dPr>
+          <m:e>
+            <m:r>
+              <m:rPr>
+                <m:nor/>
+                <m:sty m:val="p"/>
+              </m:rPr>
+              <m:t>log OR</m:t>
+            </m:r>
+          </m:e>
+        </m:d>
+      </m:oMath>
+      <w:r>
+        <w:rPr>
+          <w:rFonts w:ascii="Times New Roman" w:hAnsi="Times New Roman" w:cs="Times New Roman" w:eastAsia="Times New Roman"/>
+          <w:sz w:val="24"/>
+          <w:szCs w:val="24"/>
+        </w:rPr>
+        <w:t xml:space="preserve"> </w:t>
+      </w:r>
+      <w:r>
+        <w:rPr>
+          <w:rFonts w:ascii="Times New Roman" w:hAnsi="Times New Roman" w:cs="Times New Roman" w:eastAsia="Times New Roman"/>
+          <w:sz w:val="24"/>
+          <w:szCs w:val="24"/>
+        </w:rPr>
+        <w:t xml:space="preserve">over all RCTs.</w:t>
+      </w:r>
+    </w:p>
+    <w:p xmlns:a="http://schemas.openxmlformats.org/drawingml/2006/main" xmlns:pic="http://schemas.openxmlformats.org/drawingml/2006/picture">
+      <w:pPr>
+        <w:pStyle w:val="Normal"/>
+        <w:spacing w:line="480" w:lineRule="auto" w:after="120"/>
+      </w:pPr>
+      <w:r>
+        <w:rPr>
+          <w:rFonts w:ascii="Times New Roman" w:hAnsi="Times New Roman" w:cs="Times New Roman" w:eastAsia="Times New Roman"/>
+          <w:sz w:val="24"/>
+          <w:szCs w:val="24"/>
+        </w:rPr>
+        <w:t xml:space="preserve">An observational source is generated from the same target population but with systematic design-related bias toward spurious benefit,</w:t>
+      </w:r>
+      <w:r>
+        <w:rPr>
+          <w:rFonts w:ascii="Times New Roman" w:hAnsi="Times New Roman" w:cs="Times New Roman" w:eastAsia="Times New Roman"/>
+          <w:sz w:val="24"/>
+          <w:szCs w:val="24"/>
+        </w:rPr>
+        <w:t xml:space="preserve"> </w:t>
+      </w:r>
+      <m:oMath>
+        <m:r>
+          <m:rPr>
+            <m:nor/>
+            <m:sty m:val="p"/>
+          </m:rPr>
+          <m:t>E</m:t>
+        </m:r>
+        <m:d>
+          <m:dPr>
+            <m:begChr m:val="["/>
+            <m:endChr m:val="]"/>
+            <m:sepChr m:val=""/>
+            <m:grow/>
+          </m:dPr>
+          <m:e>
+            <m:sSub>
+              <m:e>
+                <m:acc>
+                  <m:accPr>
+                    <m:chr m:val="̂"/>
+                  </m:accPr>
+                  <m:e>
+                    <m:r>
+                      <m:t>θ</m:t>
+                    </m:r>
+                  </m:e>
+                </m:acc>
+              </m:e>
+              <m:sub>
+                <m:r>
+                  <m:rPr>
+                    <m:nor/>
+                    <m:sty m:val="p"/>
+                  </m:rPr>
+                  <m:t>obs</m:t>
+                </m:r>
+              </m:sub>
+            </m:sSub>
+          </m:e>
+        </m:d>
+        <m:r>
+          <m:rPr>
+            <m:sty m:val="p"/>
+          </m:rPr>
+          <m:t>=</m:t>
+        </m:r>
+        <m:sSub>
+          <m:e>
+            <m:r>
+              <m:t>θ</m:t>
+            </m:r>
+          </m:e>
+          <m:sub>
+            <m:r>
+              <m:rPr>
+                <m:nor/>
+                <m:sty m:val="p"/>
+              </m:rPr>
+              <m:t>true</m:t>
+            </m:r>
+          </m:sub>
+        </m:sSub>
+        <m:r>
+          <m:rPr>
+            <m:sty m:val="p"/>
+          </m:rPr>
+          <m:t>+</m:t>
+        </m:r>
+        <m:sSub>
+          <m:e>
+            <m:r>
+              <m:t>β</m:t>
+            </m:r>
+          </m:e>
+          <m:sub>
+            <m:r>
+              <m:rPr>
+                <m:nor/>
+                <m:sty m:val="p"/>
+              </m:rPr>
+              <m:t>obs</m:t>
+            </m:r>
+          </m:sub>
+        </m:sSub>
+      </m:oMath>
+      <w:r>
+        <w:rPr>
+          <w:rFonts w:ascii="Times New Roman" w:hAnsi="Times New Roman" w:cs="Times New Roman" w:eastAsia="Times New Roman"/>
+          <w:sz w:val="24"/>
+          <w:szCs w:val="24"/>
+        </w:rPr>
+        <w:t xml:space="preserve"> </w:t>
+      </w:r>
+      <w:r>
+        <w:rPr>
+          <w:rFonts w:ascii="Times New Roman" w:hAnsi="Times New Roman" w:cs="Times New Roman" w:eastAsia="Times New Roman"/>
+          <w:sz w:val="24"/>
+          <w:szCs w:val="24"/>
+        </w:rPr>
+        <w:t xml:space="preserve">with inflated standard errors. The KOTHA combination uses a normal-approximation power-prior,</w:t>
+      </w:r>
+      <w:r>
+        <w:rPr>
+          <w:rFonts w:ascii="Times New Roman" w:hAnsi="Times New Roman" w:cs="Times New Roman" w:eastAsia="Times New Roman"/>
+          <w:sz w:val="24"/>
+          <w:szCs w:val="24"/>
+        </w:rPr>
+        <w:t xml:space="preserve"> </w:t>
+      </w:r>
+      <m:oMath>
+        <m:r>
+          <m:rPr>
+            <m:nor/>
+            <m:sty m:val="p"/>
+          </m:rPr>
+          <m:t>log-posterior</m:t>
+        </m:r>
+        <m:r>
+          <m:rPr>
+            <m:sty m:val="p"/>
+          </m:rPr>
+          <m:t>∝</m:t>
+        </m:r>
+        <m:r>
+          <m:t>α</m:t>
+        </m:r>
+        <m:r>
+          <m:rPr>
+            <m:sty m:val="p"/>
+          </m:rPr>
+          <m:t>⋅</m:t>
+        </m:r>
+        <m:sSub>
+          <m:e>
+            <m:r>
+              <m:rPr>
+                <m:nor/>
+                <m:sty m:val="p"/>
+              </m:rPr>
+              <m:t>log-likelihood</m:t>
+            </m:r>
+          </m:e>
+          <m:sub>
+            <m:r>
+              <m:rPr>
+                <m:nor/>
+                <m:sty m:val="p"/>
+              </m:rPr>
+              <m:t>obs</m:t>
+            </m:r>
+          </m:sub>
+        </m:sSub>
+        <m:r>
+          <m:rPr>
+            <m:sty m:val="p"/>
+          </m:rPr>
+          <m:t>+</m:t>
+        </m:r>
+        <m:sSub>
+          <m:e>
+            <m:r>
+              <m:rPr>
+                <m:nor/>
+                <m:sty m:val="p"/>
+              </m:rPr>
+              <m:t>log-likelihood</m:t>
+            </m:r>
+          </m:e>
+          <m:sub>
+            <m:r>
+              <m:rPr>
+                <m:nor/>
+                <m:sty m:val="p"/>
+              </m:rPr>
+              <m:t>rct</m:t>
+            </m:r>
+          </m:sub>
+        </m:sSub>
+        <m:r>
+          <m:rPr>
+            <m:sty m:val="p"/>
+          </m:rPr>
+          <m:t>+</m:t>
+        </m:r>
+        <m:r>
+          <m:rPr>
+            <m:nor/>
+            <m:sty m:val="p"/>
+          </m:rPr>
+          <m:t>log-prior</m:t>
+        </m:r>
+        <m:d>
+          <m:dPr>
+            <m:begChr m:val="("/>
+            <m:endChr m:val=")"/>
+            <m:sepChr m:val=""/>
+            <m:grow/>
+          </m:dPr>
+          <m:e>
+            <m:r>
+              <m:t>θ</m:t>
+            </m:r>
+            <m:r>
+              <m:rPr>
+                <m:sty m:val="p"/>
+              </m:rPr>
+              <m:t>,</m:t>
+            </m:r>
+            <m:sSup>
+              <m:e>
+                <m:r>
+                  <m:t>τ</m:t>
+                </m:r>
+              </m:e>
+              <m:sup>
+                <m:r>
+                  <m:t>2</m:t>
+                </m:r>
+              </m:sup>
+            </m:sSup>
+          </m:e>
+        </m:d>
+      </m:oMath>
+      <w:r>
+        <w:rPr>
+          <w:rFonts w:ascii="Times New Roman" w:hAnsi="Times New Roman" w:cs="Times New Roman" w:eastAsia="Times New Roman"/>
+          <w:sz w:val="24"/>
+          <w:szCs w:val="24"/>
+        </w:rPr>
+        <w:t xml:space="preserve">, and returns the posterior mean as the point estimate. Performance was evaluated by bias, RMSE, 95% credible-interval coverage, and statistical power (posterior probability that OR &lt; 1 exceeds 97.5%) relative to the target estimand. The simulation was run with 500 replications under pre-specified parameters; results are reported using the ADEMP checklist </w:t>
+      </w:r>
+      <w:r>
+        <w:rPr>
+          <w:rFonts w:ascii="Times New Roman" w:hAnsi="Times New Roman" w:cs="Times New Roman" w:eastAsia="Times New Roman"/>
+          <w:sz w:val="24"/>
+          <w:szCs w:val="24"/>
+          <w:vertAlign w:val="superscript"/>
+        </w:rPr>
+        <w:t xml:space="preserve">10</w:t>
+      </w:r>
+      <w:r>
+        <w:rPr>
+          <w:rFonts w:ascii="Times New Roman" w:hAnsi="Times New Roman" w:cs="Times New Roman" w:eastAsia="Times New Roman"/>
+          <w:sz w:val="24"/>
+          <w:szCs w:val="24"/>
+        </w:rPr>
+        <w:t xml:space="preserve">.</w:t>
       </w:r>
     </w:p>
     <w:p>
@@ -4697,6 +5312,49 @@
         <w:t xml:space="preserve">= 62%) than with underpowering alone. In the statins case, Module K showed that RCT populations had roughly half the event rate of observational cohorts, and that power for a modest effect (HR = 0.85) dropped from 98% to 83%. Module T showed that even modest borrowing from observational evidence materially raised the posterior probability of benefit, yet the evidence remained uncertain. Module H classified magnesium as inconclusive with serious inconsistency (heterogeneity), and statins as inconclusive with serious indirectness, rather than "evidence of no effect."</w:t>
       </w:r>
     </w:p>
+    <w:p xmlns:a="http://schemas.openxmlformats.org/drawingml/2006/main" xmlns:pic="http://schemas.openxmlformats.org/drawingml/2006/picture">
+      <w:pPr>
+        <w:pStyle w:val="Normal"/>
+        <w:spacing w:line="480" w:lineRule="auto" w:after="120"/>
+      </w:pPr>
+      <w:r>
+        <w:rPr>
+          <w:rFonts w:ascii="Times New Roman" w:hAnsi="Times New Roman" w:cs="Times New Roman" w:eastAsia="Times New Roman"/>
+          <w:sz w:val="24"/>
+          <w:szCs w:val="24"/>
+        </w:rPr>
+        <w:t xml:space="preserve">The simulation study formalizes the mechanism behind these empirical patterns. Under a transparent generative model with risk-dependent treatment effects and selective low-risk enrollment, the RCT-enrolled-only meta-analysis was biased toward the null and underpowered, while the observational-only estimate was biased toward spurious benefit. KOTHA with a fixed discount of</w:t>
+      </w:r>
+      <w:r>
+        <w:rPr>
+          <w:rFonts w:ascii="Times New Roman" w:hAnsi="Times New Roman" w:cs="Times New Roman" w:eastAsia="Times New Roman"/>
+          <w:sz w:val="24"/>
+          <w:szCs w:val="24"/>
+        </w:rPr>
+        <w:t xml:space="preserve"> </w:t>
+      </w:r>
+      <m:oMath>
+        <m:r>
+          <m:t>α</m:t>
+        </m:r>
+      </m:oMath>
+      <w:r>
+        <w:rPr>
+          <w:rFonts w:ascii="Times New Roman" w:hAnsi="Times New Roman" w:cs="Times New Roman" w:eastAsia="Times New Roman"/>
+          <w:sz w:val="24"/>
+          <w:szCs w:val="24"/>
+        </w:rPr>
+        <w:t xml:space="preserve"> </w:t>
+      </w:r>
+      <w:r>
+        <w:rPr>
+          <w:rFonts w:ascii="Times New Roman" w:hAnsi="Times New Roman" w:cs="Times New Roman" w:eastAsia="Times New Roman"/>
+          <w:sz w:val="24"/>
+          <w:szCs w:val="24"/>
+        </w:rPr>
+        <w:t xml:space="preserve">= 0.3 reduced RMSE by 37% and increased power by 63 percentage points compared with RCT-enrolled-only analysis. These gains show that the power-prior combination rule can improve operating characteristics when observational data contain information about the target population that RCT enrollment discards, provided the observational likelihood is appropriately down-weighted.</w:t>
+      </w:r>
+    </w:p>
     <w:p>
       <w:pPr>
         <w:pStyle w:val="Heading3"/>
@@ -4973,7 +5631,7 @@
           <w:sz w:val="24"/>
           <w:szCs w:val="24"/>
         </w:rPr>
-        <w:t xml:space="preserve">, and is illustrated with real, well-documented cases rather than synthetic examples. The modular design allows each component to be used independently.</w:t>
+        <w:t xml:space="preserve">, and is illustrated with real, well-documented cases. The operating-characteristics simulation is fully transparent---parameters, generative process, and metrics are reported explicitly---and it confirms that the power-prior combination rule can improve estimation and power under the specified structural information loss. The modular design allows each component to be used independently.</w:t>
       </w:r>
     </w:p>
     <w:p xmlns:a="http://schemas.openxmlformats.org/drawingml/2006/main" xmlns:pic="http://schemas.openxmlformats.org/drawingml/2006/picture">
@@ -5072,6 +5730,20 @@
           <w:szCs w:val="24"/>
         </w:rPr>
         <w:t xml:space="preserve">Prospective validation against trials whose results are not yet known would be stronger.</w:t>
+      </w:r>
+    </w:p>
+    <w:p xmlns:a="http://schemas.openxmlformats.org/drawingml/2006/main" xmlns:pic="http://schemas.openxmlformats.org/drawingml/2006/picture">
+      <w:pPr>
+        <w:pStyle w:val="List Bullet"/>
+        <w:spacing w:line="480" w:lineRule="auto" w:after="120"/>
+      </w:pPr>
+      <w:r>
+        <w:rPr>
+          <w:rFonts w:ascii="Times New Roman" w:hAnsi="Times New Roman" w:cs="Times New Roman" w:eastAsia="Times New Roman"/>
+          <w:sz w:val="24"/>
+          <w:szCs w:val="24"/>
+        </w:rPr>
+        <w:t xml:space="preserve">The operating-characteristics simulation is intentionally stylized: it uses a single data-generating model with risk-dependent effects, one selection mechanism, and normal-approximation power priors. It demonstrates that KOTHA can improve operating characteristics under transparent assumptions, but it does not establish general optimality of any fixed discounting factor.</w:t>
       </w:r>
     </w:p>
     <w:p xmlns:a="http://schemas.openxmlformats.org/drawingml/2006/main" xmlns:pic="http://schemas.openxmlformats.org/drawingml/2006/picture">
